--- a/Observation/Observation task 1/Docs/ObsWeek1.docx
+++ b/Observation/Observation task 1/Docs/ObsWeek1.docx
@@ -11,7 +11,7 @@
           <w:rFonts w:ascii="Arial" w:hAnsi="Arial"/>
           <w:b/>
           <w:color w:val="000000"/>
-          <w:sz w:val="34"/>
+          <w:sz w:val="40"/>
         </w:rPr>
         <w:t>LABORATORY OBSERVATION/RECORD</w:t>
       </w:r>
@@ -24,7 +24,7 @@
         <w:rPr>
           <w:rFonts w:ascii="Arial" w:hAnsi="Arial"/>
           <w:b/>
-          <w:color w:val="222222"/>
+          <w:color w:val="000000"/>
           <w:sz w:val="20"/>
         </w:rPr>
         <w:t xml:space="preserve">Course: </w:t>
@@ -46,7 +46,7 @@
         <w:rPr>
           <w:rFonts w:ascii="Arial" w:hAnsi="Arial"/>
           <w:b/>
-          <w:color w:val="222222"/>
+          <w:color w:val="000000"/>
           <w:sz w:val="20"/>
         </w:rPr>
         <w:t xml:space="preserve">Course Code: </w:t>
@@ -68,7 +68,7 @@
         <w:rPr>
           <w:rFonts w:ascii="Arial" w:hAnsi="Arial"/>
           <w:b/>
-          <w:color w:val="222222"/>
+          <w:color w:val="000000"/>
           <w:sz w:val="20"/>
         </w:rPr>
         <w:t xml:space="preserve">Observation Task No.: </w:t>
@@ -90,7 +90,7 @@
         <w:rPr>
           <w:rFonts w:ascii="Arial" w:hAnsi="Arial"/>
           <w:b/>
-          <w:color w:val="222222"/>
+          <w:color w:val="000000"/>
           <w:sz w:val="20"/>
         </w:rPr>
         <w:t xml:space="preserve">Student Name: </w:t>
@@ -101,7 +101,7 @@
           <w:color w:val="333333"/>
           <w:sz w:val="20"/>
         </w:rPr>
-        <w:t>V S SRAVAN M</w:t>
+        <w:t>J Satya Srikar</w:t>
       </w:r>
     </w:p>
     <w:p>
@@ -112,7 +112,7 @@
         <w:rPr>
           <w:rFonts w:ascii="Arial" w:hAnsi="Arial"/>
           <w:b/>
-          <w:color w:val="222222"/>
+          <w:color w:val="000000"/>
           <w:sz w:val="20"/>
         </w:rPr>
         <w:t xml:space="preserve">Roll No.: </w:t>
@@ -123,7 +123,29 @@
           <w:color w:val="333333"/>
           <w:sz w:val="20"/>
         </w:rPr>
-        <w:t>A24126552268</w:t>
+        <w:t>A24126552259</w:t>
+      </w:r>
+    </w:p>
+    <w:p>
+      <w:pPr>
+        <w:spacing w:before="40" w:after="40" w:line="276" w:lineRule="auto"/>
+      </w:pPr>
+      <w:r>
+        <w:rPr>
+          <w:rFonts w:ascii="Arial" w:hAnsi="Arial"/>
+          <w:b/>
+          <w:color w:val="000000"/>
+          <w:sz w:val="20"/>
+        </w:rPr>
+        <w:t xml:space="preserve">Branch &amp; Section: </w:t>
+      </w:r>
+      <w:r>
+        <w:rPr>
+          <w:rFonts w:ascii="Arial" w:hAnsi="Arial"/>
+          <w:color w:val="333333"/>
+          <w:sz w:val="20"/>
+        </w:rPr>
+        <w:t>CSM-B</w:t>
       </w:r>
     </w:p>
     <w:p>
@@ -134,7 +156,7 @@
         <w:rPr>
           <w:rFonts w:ascii="Arial" w:hAnsi="Arial"/>
           <w:b/>
-          <w:color w:val="222222"/>
+          <w:color w:val="000000"/>
           <w:sz w:val="20"/>
         </w:rPr>
         <w:t xml:space="preserve">Date: </w:t>
@@ -150,22 +172,22 @@
     </w:p>
     <w:p>
       <w:pPr>
-        <w:spacing w:before="120" w:after="120"/>
+        <w:spacing w:before="80" w:after="80"/>
         <w:pBdr>
-          <w:bottom w:val="single" w:sz="6" w:space="1" w:color="D0D0D0"/>
+          <w:bottom w:val="single" w:sz="6" w:space="1" w:color="CCCCCC"/>
         </w:pBdr>
       </w:pPr>
     </w:p>
     <w:p>
       <w:pPr>
         <w:keepNext/>
-        <w:spacing w:before="240" w:after="80"/>
+        <w:spacing w:before="160" w:after="60"/>
       </w:pPr>
       <w:r>
         <w:rPr>
           <w:rFonts w:ascii="Arial" w:hAnsi="Arial"/>
           <w:b/>
-          <w:color w:val="111111"/>
+          <w:color w:val="000000"/>
           <w:sz w:val="26"/>
         </w:rPr>
         <w:t>1. TITLE</w:t>
@@ -173,7 +195,7 @@
     </w:p>
     <w:p>
       <w:pPr>
-        <w:spacing w:before="40" w:after="80" w:line="276" w:lineRule="auto"/>
+        <w:spacing w:before="40" w:after="60" w:line="276" w:lineRule="auto"/>
       </w:pPr>
       <w:r>
         <w:rPr>
@@ -186,22 +208,22 @@
     </w:p>
     <w:p>
       <w:pPr>
-        <w:spacing w:before="120" w:after="120"/>
+        <w:spacing w:before="80" w:after="80"/>
         <w:pBdr>
-          <w:bottom w:val="single" w:sz="6" w:space="1" w:color="D0D0D0"/>
+          <w:bottom w:val="single" w:sz="6" w:space="1" w:color="CCCCCC"/>
         </w:pBdr>
       </w:pPr>
     </w:p>
     <w:p>
       <w:pPr>
         <w:keepNext/>
-        <w:spacing w:before="240" w:after="80"/>
+        <w:spacing w:before="160" w:after="60"/>
       </w:pPr>
       <w:r>
         <w:rPr>
           <w:rFonts w:ascii="Arial" w:hAnsi="Arial"/>
           <w:b/>
-          <w:color w:val="111111"/>
+          <w:color w:val="000000"/>
           <w:sz w:val="26"/>
         </w:rPr>
         <w:t>2. AIM</w:t>
@@ -209,7 +231,7 @@
     </w:p>
     <w:p>
       <w:pPr>
-        <w:spacing w:before="40" w:after="80" w:line="276" w:lineRule="auto"/>
+        <w:spacing w:before="40" w:after="60" w:line="276" w:lineRule="auto"/>
       </w:pPr>
       <w:r>
         <w:rPr>
@@ -222,22 +244,22 @@
     </w:p>
     <w:p>
       <w:pPr>
-        <w:spacing w:before="120" w:after="120"/>
+        <w:spacing w:before="80" w:after="80"/>
         <w:pBdr>
-          <w:bottom w:val="single" w:sz="6" w:space="1" w:color="D0D0D0"/>
+          <w:bottom w:val="single" w:sz="6" w:space="1" w:color="CCCCCC"/>
         </w:pBdr>
       </w:pPr>
     </w:p>
     <w:p>
       <w:pPr>
         <w:keepNext/>
-        <w:spacing w:before="240" w:after="80"/>
+        <w:spacing w:before="160" w:after="60"/>
       </w:pPr>
       <w:r>
         <w:rPr>
           <w:rFonts w:ascii="Arial" w:hAnsi="Arial"/>
           <w:b/>
-          <w:color w:val="111111"/>
+          <w:color w:val="000000"/>
           <w:sz w:val="26"/>
         </w:rPr>
         <w:t>3. OBJECTIVE</w:t>
@@ -245,7 +267,7 @@
     </w:p>
     <w:p>
       <w:pPr>
-        <w:spacing w:before="40" w:after="80" w:line="276" w:lineRule="auto"/>
+        <w:spacing w:before="40" w:after="60" w:line="276" w:lineRule="auto"/>
       </w:pPr>
       <w:r>
         <w:rPr>
@@ -259,7 +281,7 @@
     <w:p>
       <w:pPr>
         <w:pStyle w:val="ListBullet"/>
-        <w:spacing w:before="40" w:after="60" w:line="276" w:lineRule="auto"/>
+        <w:spacing w:before="40" w:after="40" w:line="276" w:lineRule="auto"/>
       </w:pPr>
       <w:r>
         <w:rPr>
@@ -273,7 +295,7 @@
     <w:p>
       <w:pPr>
         <w:pStyle w:val="ListBullet"/>
-        <w:spacing w:before="40" w:after="60" w:line="276" w:lineRule="auto"/>
+        <w:spacing w:before="40" w:after="40" w:line="276" w:lineRule="auto"/>
       </w:pPr>
       <w:r>
         <w:rPr>
@@ -287,7 +309,7 @@
     <w:p>
       <w:pPr>
         <w:pStyle w:val="ListBullet"/>
-        <w:spacing w:before="40" w:after="60" w:line="276" w:lineRule="auto"/>
+        <w:spacing w:before="40" w:after="40" w:line="276" w:lineRule="auto"/>
       </w:pPr>
       <w:r>
         <w:rPr>
@@ -301,7 +323,7 @@
     <w:p>
       <w:pPr>
         <w:pStyle w:val="ListBullet"/>
-        <w:spacing w:before="40" w:after="60" w:line="276" w:lineRule="auto"/>
+        <w:spacing w:before="40" w:after="40" w:line="276" w:lineRule="auto"/>
       </w:pPr>
       <w:r>
         <w:rPr>
@@ -315,7 +337,7 @@
     <w:p>
       <w:pPr>
         <w:pStyle w:val="ListBullet"/>
-        <w:spacing w:before="40" w:after="60" w:line="276" w:lineRule="auto"/>
+        <w:spacing w:before="40" w:after="40" w:line="276" w:lineRule="auto"/>
       </w:pPr>
       <w:r>
         <w:rPr>
@@ -329,7 +351,7 @@
     <w:p>
       <w:pPr>
         <w:pStyle w:val="ListBullet"/>
-        <w:spacing w:before="40" w:after="60" w:line="276" w:lineRule="auto"/>
+        <w:spacing w:before="40" w:after="40" w:line="276" w:lineRule="auto"/>
       </w:pPr>
       <w:r>
         <w:rPr>
@@ -342,22 +364,22 @@
     </w:p>
     <w:p>
       <w:pPr>
-        <w:spacing w:before="120" w:after="120"/>
+        <w:spacing w:before="80" w:after="80"/>
         <w:pBdr>
-          <w:bottom w:val="single" w:sz="6" w:space="1" w:color="D0D0D0"/>
+          <w:bottom w:val="single" w:sz="6" w:space="1" w:color="CCCCCC"/>
         </w:pBdr>
       </w:pPr>
     </w:p>
     <w:p>
       <w:pPr>
         <w:keepNext/>
-        <w:spacing w:before="240" w:after="80"/>
+        <w:spacing w:before="160" w:after="60"/>
       </w:pPr>
       <w:r>
         <w:rPr>
           <w:rFonts w:ascii="Arial" w:hAnsi="Arial"/>
           <w:b/>
-          <w:color w:val="111111"/>
+          <w:color w:val="000000"/>
           <w:sz w:val="26"/>
         </w:rPr>
         <w:t>4. THEORY</w:t>
@@ -365,7 +387,7 @@
     </w:p>
     <w:p>
       <w:pPr>
-        <w:spacing w:before="40" w:after="80" w:line="276" w:lineRule="auto"/>
+        <w:spacing w:before="40" w:after="60" w:line="276" w:lineRule="auto"/>
       </w:pPr>
       <w:r>
         <w:rPr>
@@ -378,13 +400,13 @@
     </w:p>
     <w:p>
       <w:pPr>
-        <w:spacing w:before="40" w:after="80" w:line="276" w:lineRule="auto"/>
+        <w:spacing w:before="40" w:after="60" w:line="276" w:lineRule="auto"/>
       </w:pPr>
       <w:r>
         <w:rPr>
           <w:rFonts w:ascii="Arial" w:hAnsi="Arial"/>
           <w:b/>
-          <w:color w:val="222222"/>
+          <w:color w:val="000000"/>
           <w:sz w:val="20"/>
         </w:rPr>
         <w:t>Theory of HTML5 Document Elements:</w:t>
@@ -400,13 +422,13 @@
     <w:p>
       <w:pPr>
         <w:pStyle w:val="ListBullet"/>
-        <w:spacing w:before="40" w:after="60" w:line="276" w:lineRule="auto"/>
+        <w:spacing w:before="40" w:after="40" w:line="276" w:lineRule="auto"/>
       </w:pPr>
       <w:r>
         <w:rPr>
           <w:rFonts w:ascii="Arial" w:hAnsi="Arial"/>
           <w:b/>
-          <w:color w:val="222222"/>
+          <w:color w:val="000000"/>
           <w:sz w:val="20"/>
         </w:rPr>
         <w:t xml:space="preserve">Semantic Blocks: </w:t>
@@ -423,13 +445,13 @@
     <w:p>
       <w:pPr>
         <w:pStyle w:val="ListBullet"/>
-        <w:spacing w:before="40" w:after="60" w:line="276" w:lineRule="auto"/>
+        <w:spacing w:before="40" w:after="40" w:line="276" w:lineRule="auto"/>
       </w:pPr>
       <w:r>
         <w:rPr>
           <w:rFonts w:ascii="Arial" w:hAnsi="Arial"/>
           <w:b/>
-          <w:color w:val="222222"/>
+          <w:color w:val="000000"/>
           <w:sz w:val="20"/>
         </w:rPr>
         <w:t xml:space="preserve">Subscripts &amp; Superscripts: </w:t>
@@ -446,13 +468,13 @@
     <w:p>
       <w:pPr>
         <w:pStyle w:val="ListBullet"/>
-        <w:spacing w:before="40" w:after="60" w:line="276" w:lineRule="auto"/>
+        <w:spacing w:before="40" w:after="40" w:line="276" w:lineRule="auto"/>
       </w:pPr>
       <w:r>
         <w:rPr>
           <w:rFonts w:ascii="Arial" w:hAnsi="Arial"/>
           <w:b/>
-          <w:color w:val="222222"/>
+          <w:color w:val="000000"/>
           <w:sz w:val="20"/>
         </w:rPr>
         <w:t xml:space="preserve">Tables: </w:t>
@@ -469,13 +491,13 @@
     <w:p>
       <w:pPr>
         <w:pStyle w:val="ListBullet"/>
-        <w:spacing w:before="40" w:after="60" w:line="276" w:lineRule="auto"/>
+        <w:spacing w:before="40" w:after="40" w:line="276" w:lineRule="auto"/>
       </w:pPr>
       <w:r>
         <w:rPr>
           <w:rFonts w:ascii="Arial" w:hAnsi="Arial"/>
           <w:b/>
-          <w:color w:val="222222"/>
+          <w:color w:val="000000"/>
           <w:sz w:val="20"/>
         </w:rPr>
         <w:t xml:space="preserve">HTML5 Form Inputs: </w:t>
@@ -492,13 +514,13 @@
     <w:p>
       <w:pPr>
         <w:pStyle w:val="ListBullet"/>
-        <w:spacing w:before="40" w:after="60" w:line="276" w:lineRule="auto"/>
+        <w:spacing w:before="40" w:after="40" w:line="276" w:lineRule="auto"/>
       </w:pPr>
       <w:r>
         <w:rPr>
           <w:rFonts w:ascii="Arial" w:hAnsi="Arial"/>
           <w:b/>
-          <w:color w:val="222222"/>
+          <w:color w:val="000000"/>
           <w:sz w:val="20"/>
         </w:rPr>
         <w:t xml:space="preserve">Native Multimedia Nodes: </w:t>
@@ -514,22 +536,22 @@
     </w:p>
     <w:p>
       <w:pPr>
-        <w:spacing w:before="120" w:after="120"/>
+        <w:spacing w:before="80" w:after="80"/>
         <w:pBdr>
-          <w:bottom w:val="single" w:sz="6" w:space="1" w:color="D0D0D0"/>
+          <w:bottom w:val="single" w:sz="6" w:space="1" w:color="CCCCCC"/>
         </w:pBdr>
       </w:pPr>
     </w:p>
     <w:p>
       <w:pPr>
         <w:keepNext/>
-        <w:spacing w:before="240" w:after="80"/>
+        <w:spacing w:before="160" w:after="60"/>
       </w:pPr>
       <w:r>
         <w:rPr>
           <w:rFonts w:ascii="Arial" w:hAnsi="Arial"/>
           <w:b/>
-          <w:color w:val="111111"/>
+          <w:color w:val="000000"/>
           <w:sz w:val="26"/>
         </w:rPr>
         <w:t>5. ALGORITHM / PROCEDURE</w:t>
@@ -537,8 +559,8 @@
     </w:p>
     <w:p>
       <w:pPr>
-        <w:spacing w:before="40" w:after="60" w:line="276" w:lineRule="auto"/>
-        <w:ind w:left="360"/>
+        <w:spacing w:before="40" w:after="40" w:line="276" w:lineRule="auto"/>
+        <w:ind w:left="288"/>
       </w:pPr>
       <w:r>
         <w:rPr>
@@ -546,12 +568,11 @@
           <w:b/>
           <w:sz w:val="20"/>
         </w:rPr>
-        <w:t xml:space="preserve">1. </w:t>
+        <w:t xml:space="preserve">1.  </w:t>
       </w:r>
       <w:r>
         <w:rPr>
           <w:rFonts w:ascii="Arial" w:hAnsi="Arial"/>
-          <w:color w:val="333333"/>
           <w:sz w:val="20"/>
         </w:rPr>
         <w:t>Set up project workspace folders: Observation/Observation task 1/Html, Docs, and Media.</w:t>
@@ -559,8 +580,8 @@
     </w:p>
     <w:p>
       <w:pPr>
-        <w:spacing w:before="40" w:after="60" w:line="276" w:lineRule="auto"/>
-        <w:ind w:left="360"/>
+        <w:spacing w:before="40" w:after="40" w:line="276" w:lineRule="auto"/>
+        <w:ind w:left="288"/>
       </w:pPr>
       <w:r>
         <w:rPr>
@@ -568,12 +589,11 @@
           <w:b/>
           <w:sz w:val="20"/>
         </w:rPr>
-        <w:t xml:space="preserve">2. </w:t>
+        <w:t xml:space="preserve">2.  </w:t>
       </w:r>
       <w:r>
         <w:rPr>
           <w:rFonts w:ascii="Arial" w:hAnsi="Arial"/>
-          <w:color w:val="333333"/>
           <w:sz w:val="20"/>
         </w:rPr>
         <w:t>Create college-portal.html inside the Html folder and declare standard HTML5 headers.</w:t>
@@ -581,8 +601,8 @@
     </w:p>
     <w:p>
       <w:pPr>
-        <w:spacing w:before="40" w:after="60" w:line="276" w:lineRule="auto"/>
-        <w:ind w:left="360"/>
+        <w:spacing w:before="40" w:after="40" w:line="276" w:lineRule="auto"/>
+        <w:ind w:left="288"/>
       </w:pPr>
       <w:r>
         <w:rPr>
@@ -590,12 +610,11 @@
           <w:b/>
           <w:sz w:val="20"/>
         </w:rPr>
-        <w:t xml:space="preserve">3. </w:t>
+        <w:t xml:space="preserve">3.  </w:t>
       </w:r>
       <w:r>
         <w:rPr>
           <w:rFonts w:ascii="Arial" w:hAnsi="Arial"/>
-          <w:color w:val="333333"/>
           <w:sz w:val="20"/>
         </w:rPr>
         <w:t>Add page title information and insert local anchor linkages for student portals.</w:t>
@@ -603,8 +622,8 @@
     </w:p>
     <w:p>
       <w:pPr>
-        <w:spacing w:before="40" w:after="60" w:line="276" w:lineRule="auto"/>
-        <w:ind w:left="360"/>
+        <w:spacing w:before="40" w:after="40" w:line="276" w:lineRule="auto"/>
+        <w:ind w:left="288"/>
       </w:pPr>
       <w:r>
         <w:rPr>
@@ -612,12 +631,11 @@
           <w:b/>
           <w:sz w:val="20"/>
         </w:rPr>
-        <w:t xml:space="preserve">4. </w:t>
+        <w:t xml:space="preserve">4.  </w:t>
       </w:r>
       <w:r>
         <w:rPr>
           <w:rFonts w:ascii="Arial" w:hAnsi="Arial"/>
-          <w:color w:val="333333"/>
           <w:sz w:val="20"/>
         </w:rPr>
         <w:t>Implement the header component featuring subscript/superscript text offsets.</w:t>
@@ -625,8 +643,8 @@
     </w:p>
     <w:p>
       <w:pPr>
-        <w:spacing w:before="40" w:after="60" w:line="276" w:lineRule="auto"/>
-        <w:ind w:left="360"/>
+        <w:spacing w:before="40" w:after="40" w:line="276" w:lineRule="auto"/>
+        <w:ind w:left="288"/>
       </w:pPr>
       <w:r>
         <w:rPr>
@@ -634,12 +652,11 @@
           <w:b/>
           <w:sz w:val="20"/>
         </w:rPr>
-        <w:t xml:space="preserve">5. </w:t>
+        <w:t xml:space="preserve">5.  </w:t>
       </w:r>
       <w:r>
         <w:rPr>
           <w:rFonts w:ascii="Arial" w:hAnsi="Arial"/>
-          <w:color w:val="333333"/>
           <w:sz w:val="20"/>
         </w:rPr>
         <w:t>Create a Flexbox navigation alignment section containing lists pointing to portal links.</w:t>
@@ -647,8 +664,8 @@
     </w:p>
     <w:p>
       <w:pPr>
-        <w:spacing w:before="40" w:after="60" w:line="276" w:lineRule="auto"/>
-        <w:ind w:left="360"/>
+        <w:spacing w:before="40" w:after="40" w:line="276" w:lineRule="auto"/>
+        <w:ind w:left="288"/>
       </w:pPr>
       <w:r>
         <w:rPr>
@@ -656,12 +673,11 @@
           <w:b/>
           <w:sz w:val="20"/>
         </w:rPr>
-        <w:t xml:space="preserve">6. </w:t>
+        <w:t xml:space="preserve">6.  </w:t>
       </w:r>
       <w:r>
         <w:rPr>
           <w:rFonts w:ascii="Arial" w:hAnsi="Arial"/>
-          <w:color w:val="333333"/>
           <w:sz w:val="20"/>
         </w:rPr>
         <w:t>Incorporate an article block displaying the ANITS college logo image next to description texts.</w:t>
@@ -669,8 +685,8 @@
     </w:p>
     <w:p>
       <w:pPr>
-        <w:spacing w:before="40" w:after="60" w:line="276" w:lineRule="auto"/>
-        <w:ind w:left="360"/>
+        <w:spacing w:before="40" w:after="40" w:line="276" w:lineRule="auto"/>
+        <w:ind w:left="288"/>
       </w:pPr>
       <w:r>
         <w:rPr>
@@ -678,12 +694,11 @@
           <w:b/>
           <w:sz w:val="20"/>
         </w:rPr>
-        <w:t xml:space="preserve">7. </w:t>
+        <w:t xml:space="preserve">7.  </w:t>
       </w:r>
       <w:r>
         <w:rPr>
           <w:rFonts w:ascii="Arial" w:hAnsi="Arial"/>
-          <w:color w:val="333333"/>
           <w:sz w:val="20"/>
         </w:rPr>
         <w:t>Design a placement details data table containing student roll numbers, names, and companies.</w:t>
@@ -691,8 +706,8 @@
     </w:p>
     <w:p>
       <w:pPr>
-        <w:spacing w:before="40" w:after="60" w:line="276" w:lineRule="auto"/>
-        <w:ind w:left="360"/>
+        <w:spacing w:before="40" w:after="40" w:line="276" w:lineRule="auto"/>
+        <w:ind w:left="288"/>
       </w:pPr>
       <w:r>
         <w:rPr>
@@ -700,12 +715,11 @@
           <w:b/>
           <w:sz w:val="20"/>
         </w:rPr>
-        <w:t xml:space="preserve">8. </w:t>
+        <w:t xml:space="preserve">8.  </w:t>
       </w:r>
       <w:r>
         <w:rPr>
           <w:rFonts w:ascii="Arial" w:hAnsi="Arial"/>
-          <w:color w:val="333333"/>
           <w:sz w:val="20"/>
         </w:rPr>
         <w:t>Assemble an input fieldset container containing name text inputs, emails, passwords, radio selectors, checkboxes, range sliders, numbers, and dates.</w:t>
@@ -713,8 +727,8 @@
     </w:p>
     <w:p>
       <w:pPr>
-        <w:spacing w:before="40" w:after="60" w:line="276" w:lineRule="auto"/>
-        <w:ind w:left="360"/>
+        <w:spacing w:before="40" w:after="40" w:line="276" w:lineRule="auto"/>
+        <w:ind w:left="288"/>
       </w:pPr>
       <w:r>
         <w:rPr>
@@ -722,12 +736,11 @@
           <w:b/>
           <w:sz w:val="20"/>
         </w:rPr>
-        <w:t xml:space="preserve">9. </w:t>
+        <w:t xml:space="preserve">9.  </w:t>
       </w:r>
       <w:r>
         <w:rPr>
           <w:rFonts w:ascii="Arial" w:hAnsi="Arial"/>
-          <w:color w:val="333333"/>
           <w:sz w:val="20"/>
         </w:rPr>
         <w:t>Embed standard audio and video nodes using controls parameters inside media dividers.</w:t>
@@ -735,8 +748,8 @@
     </w:p>
     <w:p>
       <w:pPr>
-        <w:spacing w:before="40" w:after="60" w:line="276" w:lineRule="auto"/>
-        <w:ind w:left="360"/>
+        <w:spacing w:before="40" w:after="40" w:line="276" w:lineRule="auto"/>
+        <w:ind w:left="288"/>
       </w:pPr>
       <w:r>
         <w:rPr>
@@ -744,12 +757,11 @@
           <w:b/>
           <w:sz w:val="20"/>
         </w:rPr>
-        <w:t xml:space="preserve">10. </w:t>
+        <w:t xml:space="preserve">10.  </w:t>
       </w:r>
       <w:r>
         <w:rPr>
           <w:rFonts w:ascii="Arial" w:hAnsi="Arial"/>
-          <w:color w:val="333333"/>
           <w:sz w:val="20"/>
         </w:rPr>
         <w:t>Compile, execute the webpage inside Google Chrome, and verify formatting behaviors.</w:t>
@@ -757,9 +769,9 @@
     </w:p>
     <w:p>
       <w:pPr>
-        <w:spacing w:before="120" w:after="120"/>
+        <w:spacing w:before="80" w:after="80"/>
         <w:pBdr>
-          <w:bottom w:val="single" w:sz="6" w:space="1" w:color="D0D0D0"/>
+          <w:bottom w:val="single" w:sz="6" w:space="1" w:color="CCCCCC"/>
         </w:pBdr>
       </w:pPr>
     </w:p>
@@ -771,13 +783,13 @@
     <w:p>
       <w:pPr>
         <w:keepNext/>
-        <w:spacing w:before="240" w:after="80"/>
+        <w:spacing w:before="160" w:after="60"/>
       </w:pPr>
       <w:r>
         <w:rPr>
           <w:rFonts w:ascii="Arial" w:hAnsi="Arial"/>
           <w:b/>
-          <w:color w:val="111111"/>
+          <w:color w:val="000000"/>
           <w:sz w:val="26"/>
         </w:rPr>
         <w:t>6. PROGRAM</w:t>
@@ -786,14 +798,14 @@
     <w:p>
       <w:pPr>
         <w:keepNext/>
-        <w:spacing w:before="160" w:after="60"/>
+        <w:spacing w:before="120" w:after="60"/>
       </w:pPr>
       <w:r>
         <w:rPr>
           <w:rFonts w:ascii="Arial" w:hAnsi="Arial"/>
           <w:b/>
           <w:i/>
-          <w:color w:val="222222"/>
+          <w:color w:val="111111"/>
           <w:sz w:val="20"/>
         </w:rPr>
         <w:t>college-portal.html - Part 1 (Lines 1-80)</w:t>
@@ -815,10 +827,10 @@
             <w:tcW w:type="dxa" w:w="9792"/>
             <w:shd w:fill="1E1E1E"/>
             <w:tcMar>
-              <w:top w:w="140" w:type="dxa"/>
-              <w:bottom w:w="140" w:type="dxa"/>
-              <w:left w:w="180" w:type="dxa"/>
-              <w:right w:w="180" w:type="dxa"/>
+              <w:top w:w="120" w:type="dxa"/>
+              <w:bottom w:w="120" w:type="dxa"/>
+              <w:left w:w="150" w:type="dxa"/>
+              <w:right w:w="150" w:type="dxa"/>
             </w:tcMar>
           </w:tcPr>
           <w:p>
@@ -996,14 +1008,14 @@
     <w:p>
       <w:pPr>
         <w:keepNext/>
-        <w:spacing w:before="160" w:after="60"/>
+        <w:spacing w:before="120" w:after="60"/>
       </w:pPr>
       <w:r>
         <w:rPr>
           <w:rFonts w:ascii="Arial" w:hAnsi="Arial"/>
           <w:b/>
           <w:i/>
-          <w:color w:val="222222"/>
+          <w:color w:val="111111"/>
           <w:sz w:val="20"/>
         </w:rPr>
         <w:t>college-portal.html - Part 2 (Lines 81-153)</w:t>
@@ -1025,10 +1037,10 @@
             <w:tcW w:type="dxa" w:w="9792"/>
             <w:shd w:fill="1E1E1E"/>
             <w:tcMar>
-              <w:top w:w="140" w:type="dxa"/>
-              <w:bottom w:w="140" w:type="dxa"/>
-              <w:left w:w="180" w:type="dxa"/>
-              <w:right w:w="180" w:type="dxa"/>
+              <w:top w:w="120" w:type="dxa"/>
+              <w:bottom w:w="120" w:type="dxa"/>
+              <w:left w:w="150" w:type="dxa"/>
+              <w:right w:w="150" w:type="dxa"/>
             </w:tcMar>
           </w:tcPr>
           <w:p>
@@ -1185,9 +1197,9 @@
     </w:tbl>
     <w:p>
       <w:pPr>
-        <w:spacing w:before="120" w:after="120"/>
+        <w:spacing w:before="80" w:after="80"/>
         <w:pBdr>
-          <w:bottom w:val="single" w:sz="6" w:space="1" w:color="D0D0D0"/>
+          <w:bottom w:val="single" w:sz="6" w:space="1" w:color="CCCCCC"/>
         </w:pBdr>
       </w:pPr>
     </w:p>
@@ -1199,13 +1211,13 @@
     <w:p>
       <w:pPr>
         <w:keepNext/>
-        <w:spacing w:before="240" w:after="80"/>
+        <w:spacing w:before="160" w:after="60"/>
       </w:pPr>
       <w:r>
         <w:rPr>
           <w:rFonts w:ascii="Arial" w:hAnsi="Arial"/>
           <w:b/>
-          <w:color w:val="111111"/>
+          <w:color w:val="000000"/>
           <w:sz w:val="26"/>
         </w:rPr>
         <w:t>7. CODE EXPLANATION</w:t>
@@ -1236,10 +1248,10 @@
             <w:tcW w:type="dxa" w:w="3168"/>
             <w:shd w:fill="F2F2F2"/>
             <w:tcMar>
-              <w:top w:w="100" w:type="dxa"/>
-              <w:bottom w:w="100" w:type="dxa"/>
-              <w:left w:w="120" w:type="dxa"/>
-              <w:right w:w="120" w:type="dxa"/>
+              <w:top w:w="80" w:type="dxa"/>
+              <w:bottom w:w="80" w:type="dxa"/>
+              <w:left w:w="100" w:type="dxa"/>
+              <w:right w:w="100" w:type="dxa"/>
             </w:tcMar>
           </w:tcPr>
           <w:p>
@@ -1247,7 +1259,6 @@
               <w:rPr>
                 <w:rFonts w:ascii="Arial" w:hAnsi="Arial"/>
                 <w:b/>
-                <w:color w:val="111111"/>
                 <w:sz w:val="19"/>
               </w:rPr>
               <w:t>HTML Tag / Code</w:t>
@@ -1259,10 +1270,10 @@
             <w:tcW w:type="dxa" w:w="6624"/>
             <w:shd w:fill="F2F2F2"/>
             <w:tcMar>
-              <w:top w:w="100" w:type="dxa"/>
-              <w:bottom w:w="100" w:type="dxa"/>
-              <w:left w:w="120" w:type="dxa"/>
-              <w:right w:w="120" w:type="dxa"/>
+              <w:top w:w="80" w:type="dxa"/>
+              <w:bottom w:w="80" w:type="dxa"/>
+              <w:left w:w="100" w:type="dxa"/>
+              <w:right w:w="100" w:type="dxa"/>
             </w:tcMar>
           </w:tcPr>
           <w:p>
@@ -1270,7 +1281,6 @@
               <w:rPr>
                 <w:rFonts w:ascii="Arial" w:hAnsi="Arial"/>
                 <w:b/>
-                <w:color w:val="111111"/>
                 <w:sz w:val="19"/>
               </w:rPr>
               <w:t>Explanation</w:t>
@@ -1283,17 +1293,18 @@
           <w:tcPr>
             <w:tcW w:type="dxa" w:w="3168"/>
             <w:tcMar>
-              <w:top w:w="80" w:type="dxa"/>
-              <w:bottom w:w="80" w:type="dxa"/>
-              <w:left w:w="120" w:type="dxa"/>
-              <w:right w:w="120" w:type="dxa"/>
+              <w:top w:w="60" w:type="dxa"/>
+              <w:bottom w:w="60" w:type="dxa"/>
+              <w:left w:w="100" w:type="dxa"/>
+              <w:right w:w="100" w:type="dxa"/>
             </w:tcMar>
           </w:tcPr>
           <w:p>
             <w:r>
               <w:rPr>
-                <w:rFonts w:ascii="Arial" w:hAnsi="Arial"/>
-                <w:color w:val="333333"/>
+                <w:rFonts w:ascii="Consolas" w:hAnsi="Consolas"/>
+                <w:b/>
+                <w:color w:val="1F4E79"/>
                 <w:sz w:val="18"/>
               </w:rPr>
               <w:t>&lt;sup&gt; / &lt;sub&gt;</w:t>
@@ -1304,17 +1315,16 @@
           <w:tcPr>
             <w:tcW w:type="dxa" w:w="6624"/>
             <w:tcMar>
-              <w:top w:w="80" w:type="dxa"/>
-              <w:bottom w:w="80" w:type="dxa"/>
-              <w:left w:w="120" w:type="dxa"/>
-              <w:right w:w="120" w:type="dxa"/>
+              <w:top w:w="60" w:type="dxa"/>
+              <w:bottom w:w="60" w:type="dxa"/>
+              <w:left w:w="100" w:type="dxa"/>
+              <w:right w:w="100" w:type="dxa"/>
             </w:tcMar>
           </w:tcPr>
           <w:p>
             <w:r>
               <w:rPr>
                 <w:rFonts w:ascii="Arial" w:hAnsi="Arial"/>
-                <w:color w:val="333333"/>
                 <w:sz w:val="18"/>
               </w:rPr>
               <w:t>Displays text in superscript (raised vertical offset) / subscript (lowered vertical offset).</w:t>
@@ -1327,17 +1337,18 @@
           <w:tcPr>
             <w:tcW w:type="dxa" w:w="3168"/>
             <w:tcMar>
-              <w:top w:w="80" w:type="dxa"/>
-              <w:bottom w:w="80" w:type="dxa"/>
-              <w:left w:w="120" w:type="dxa"/>
-              <w:right w:w="120" w:type="dxa"/>
+              <w:top w:w="60" w:type="dxa"/>
+              <w:bottom w:w="60" w:type="dxa"/>
+              <w:left w:w="100" w:type="dxa"/>
+              <w:right w:w="100" w:type="dxa"/>
             </w:tcMar>
           </w:tcPr>
           <w:p>
             <w:r>
               <w:rPr>
-                <w:rFonts w:ascii="Arial" w:hAnsi="Arial"/>
-                <w:color w:val="333333"/>
+                <w:rFonts w:ascii="Consolas" w:hAnsi="Consolas"/>
+                <w:b/>
+                <w:color w:val="1F4E79"/>
                 <w:sz w:val="18"/>
               </w:rPr>
               <w:t>&lt;header&gt; / &lt;nav&gt;</w:t>
@@ -1348,17 +1359,16 @@
           <w:tcPr>
             <w:tcW w:type="dxa" w:w="6624"/>
             <w:tcMar>
-              <w:top w:w="80" w:type="dxa"/>
-              <w:bottom w:w="80" w:type="dxa"/>
-              <w:left w:w="120" w:type="dxa"/>
-              <w:right w:w="120" w:type="dxa"/>
+              <w:top w:w="60" w:type="dxa"/>
+              <w:bottom w:w="60" w:type="dxa"/>
+              <w:left w:w="100" w:type="dxa"/>
+              <w:right w:w="100" w:type="dxa"/>
             </w:tcMar>
           </w:tcPr>
           <w:p>
             <w:r>
               <w:rPr>
                 <w:rFonts w:ascii="Arial" w:hAnsi="Arial"/>
-                <w:color w:val="333333"/>
                 <w:sz w:val="18"/>
               </w:rPr>
               <w:t>Semantic structural sections for page introduction banners and link lists.</w:t>
@@ -1371,17 +1381,18 @@
           <w:tcPr>
             <w:tcW w:type="dxa" w:w="3168"/>
             <w:tcMar>
-              <w:top w:w="80" w:type="dxa"/>
-              <w:bottom w:w="80" w:type="dxa"/>
-              <w:left w:w="120" w:type="dxa"/>
-              <w:right w:w="120" w:type="dxa"/>
+              <w:top w:w="60" w:type="dxa"/>
+              <w:bottom w:w="60" w:type="dxa"/>
+              <w:left w:w="100" w:type="dxa"/>
+              <w:right w:w="100" w:type="dxa"/>
             </w:tcMar>
           </w:tcPr>
           <w:p>
             <w:r>
               <w:rPr>
-                <w:rFonts w:ascii="Arial" w:hAnsi="Arial"/>
-                <w:color w:val="333333"/>
+                <w:rFonts w:ascii="Consolas" w:hAnsi="Consolas"/>
+                <w:b/>
+                <w:color w:val="1F4E79"/>
                 <w:sz w:val="18"/>
               </w:rPr>
               <w:t>&lt;article&gt; / &lt;section&gt;</w:t>
@@ -1392,17 +1403,16 @@
           <w:tcPr>
             <w:tcW w:type="dxa" w:w="6624"/>
             <w:tcMar>
-              <w:top w:w="80" w:type="dxa"/>
-              <w:bottom w:w="80" w:type="dxa"/>
-              <w:left w:w="120" w:type="dxa"/>
-              <w:right w:w="120" w:type="dxa"/>
+              <w:top w:w="60" w:type="dxa"/>
+              <w:bottom w:w="60" w:type="dxa"/>
+              <w:left w:w="100" w:type="dxa"/>
+              <w:right w:w="100" w:type="dxa"/>
             </w:tcMar>
           </w:tcPr>
           <w:p>
             <w:r>
               <w:rPr>
                 <w:rFonts w:ascii="Arial" w:hAnsi="Arial"/>
-                <w:color w:val="333333"/>
                 <w:sz w:val="18"/>
               </w:rPr>
               <w:t>Defines standalone article segments / data-driven structural blocks on pages.</w:t>
@@ -1415,17 +1425,18 @@
           <w:tcPr>
             <w:tcW w:type="dxa" w:w="3168"/>
             <w:tcMar>
-              <w:top w:w="80" w:type="dxa"/>
-              <w:bottom w:w="80" w:type="dxa"/>
-              <w:left w:w="120" w:type="dxa"/>
-              <w:right w:w="120" w:type="dxa"/>
+              <w:top w:w="60" w:type="dxa"/>
+              <w:bottom w:w="60" w:type="dxa"/>
+              <w:left w:w="100" w:type="dxa"/>
+              <w:right w:w="100" w:type="dxa"/>
             </w:tcMar>
           </w:tcPr>
           <w:p>
             <w:r>
               <w:rPr>
-                <w:rFonts w:ascii="Arial" w:hAnsi="Arial"/>
-                <w:color w:val="333333"/>
+                <w:rFonts w:ascii="Consolas" w:hAnsi="Consolas"/>
+                <w:b/>
+                <w:color w:val="1F4E79"/>
                 <w:sz w:val="18"/>
               </w:rPr>
               <w:t>&lt;img src="..."&gt;</w:t>
@@ -1436,17 +1447,16 @@
           <w:tcPr>
             <w:tcW w:type="dxa" w:w="6624"/>
             <w:tcMar>
-              <w:top w:w="80" w:type="dxa"/>
-              <w:bottom w:w="80" w:type="dxa"/>
-              <w:left w:w="120" w:type="dxa"/>
-              <w:right w:w="120" w:type="dxa"/>
+              <w:top w:w="60" w:type="dxa"/>
+              <w:bottom w:w="60" w:type="dxa"/>
+              <w:left w:w="100" w:type="dxa"/>
+              <w:right w:w="100" w:type="dxa"/>
             </w:tcMar>
           </w:tcPr>
           <w:p>
             <w:r>
               <w:rPr>
                 <w:rFonts w:ascii="Arial" w:hAnsi="Arial"/>
-                <w:color w:val="333333"/>
                 <w:sz w:val="18"/>
               </w:rPr>
               <w:t>Loads local image file path dynamically on screen alongside description texts.</w:t>
@@ -1459,17 +1469,18 @@
           <w:tcPr>
             <w:tcW w:type="dxa" w:w="3168"/>
             <w:tcMar>
-              <w:top w:w="80" w:type="dxa"/>
-              <w:bottom w:w="80" w:type="dxa"/>
-              <w:left w:w="120" w:type="dxa"/>
-              <w:right w:w="120" w:type="dxa"/>
+              <w:top w:w="60" w:type="dxa"/>
+              <w:bottom w:w="60" w:type="dxa"/>
+              <w:left w:w="100" w:type="dxa"/>
+              <w:right w:w="100" w:type="dxa"/>
             </w:tcMar>
           </w:tcPr>
           <w:p>
             <w:r>
               <w:rPr>
-                <w:rFonts w:ascii="Arial" w:hAnsi="Arial"/>
-                <w:color w:val="333333"/>
+                <w:rFonts w:ascii="Consolas" w:hAnsi="Consolas"/>
+                <w:b/>
+                <w:color w:val="1F4E79"/>
                 <w:sz w:val="18"/>
               </w:rPr>
               <w:t>&lt;table&gt; / &lt;thead&gt; / &lt;tbody&gt;</w:t>
@@ -1480,17 +1491,16 @@
           <w:tcPr>
             <w:tcW w:type="dxa" w:w="6624"/>
             <w:tcMar>
-              <w:top w:w="80" w:type="dxa"/>
-              <w:bottom w:w="80" w:type="dxa"/>
-              <w:left w:w="120" w:type="dxa"/>
-              <w:right w:w="120" w:type="dxa"/>
+              <w:top w:w="60" w:type="dxa"/>
+              <w:bottom w:w="60" w:type="dxa"/>
+              <w:left w:w="100" w:type="dxa"/>
+              <w:right w:w="100" w:type="dxa"/>
             </w:tcMar>
           </w:tcPr>
           <w:p>
             <w:r>
               <w:rPr>
                 <w:rFonts w:ascii="Arial" w:hAnsi="Arial"/>
-                <w:color w:val="333333"/>
                 <w:sz w:val="18"/>
               </w:rPr>
               <w:t>Defines layout tables, partitioning column definitions from rows arrays.</w:t>
@@ -1503,17 +1513,18 @@
           <w:tcPr>
             <w:tcW w:type="dxa" w:w="3168"/>
             <w:tcMar>
-              <w:top w:w="80" w:type="dxa"/>
-              <w:bottom w:w="80" w:type="dxa"/>
-              <w:left w:w="120" w:type="dxa"/>
-              <w:right w:w="120" w:type="dxa"/>
+              <w:top w:w="60" w:type="dxa"/>
+              <w:bottom w:w="60" w:type="dxa"/>
+              <w:left w:w="100" w:type="dxa"/>
+              <w:right w:w="100" w:type="dxa"/>
             </w:tcMar>
           </w:tcPr>
           <w:p>
             <w:r>
               <w:rPr>
-                <w:rFonts w:ascii="Arial" w:hAnsi="Arial"/>
-                <w:color w:val="333333"/>
+                <w:rFonts w:ascii="Consolas" w:hAnsi="Consolas"/>
+                <w:b/>
+                <w:color w:val="1F4E79"/>
                 <w:sz w:val="18"/>
               </w:rPr>
               <w:t>&lt;fieldset&gt; / &lt;legend&gt;</w:t>
@@ -1524,17 +1535,16 @@
           <w:tcPr>
             <w:tcW w:type="dxa" w:w="6624"/>
             <w:tcMar>
-              <w:top w:w="80" w:type="dxa"/>
-              <w:bottom w:w="80" w:type="dxa"/>
-              <w:left w:w="120" w:type="dxa"/>
-              <w:right w:w="120" w:type="dxa"/>
+              <w:top w:w="60" w:type="dxa"/>
+              <w:bottom w:w="60" w:type="dxa"/>
+              <w:left w:w="100" w:type="dxa"/>
+              <w:right w:w="100" w:type="dxa"/>
             </w:tcMar>
           </w:tcPr>
           <w:p>
             <w:r>
               <w:rPr>
                 <w:rFonts w:ascii="Arial" w:hAnsi="Arial"/>
-                <w:color w:val="333333"/>
                 <w:sz w:val="18"/>
               </w:rPr>
               <w:t>Encloses form inputs under styled boundaries, printing header titles.</w:t>
@@ -1542,214 +1552,33 @@
           </w:p>
         </w:tc>
       </w:tr>
-      <w:tr>
-        <w:tc>
-          <w:tcPr>
-            <w:tcW w:type="dxa" w:w="3168"/>
-            <w:tcMar>
-              <w:top w:w="80" w:type="dxa"/>
-              <w:bottom w:w="80" w:type="dxa"/>
-              <w:left w:w="120" w:type="dxa"/>
-              <w:right w:w="120" w:type="dxa"/>
-            </w:tcMar>
-          </w:tcPr>
-          <w:p>
-            <w:r>
-              <w:rPr>
-                <w:rFonts w:ascii="Arial" w:hAnsi="Arial"/>
-                <w:color w:val="333333"/>
-                <w:sz w:val="18"/>
-              </w:rPr>
-              <w:t>&lt;input type="radio"&gt;</w:t>
-            </w:r>
-          </w:p>
-        </w:tc>
-        <w:tc>
-          <w:tcPr>
-            <w:tcW w:type="dxa" w:w="6624"/>
-            <w:tcMar>
-              <w:top w:w="80" w:type="dxa"/>
-              <w:bottom w:w="80" w:type="dxa"/>
-              <w:left w:w="120" w:type="dxa"/>
-              <w:right w:w="120" w:type="dxa"/>
-            </w:tcMar>
-          </w:tcPr>
-          <w:p>
-            <w:r>
-              <w:rPr>
-                <w:rFonts w:ascii="Arial" w:hAnsi="Arial"/>
-                <w:color w:val="333333"/>
-                <w:sz w:val="18"/>
-              </w:rPr>
-              <w:t>Renders circular radio selection buttons for single option selections.</w:t>
-            </w:r>
-          </w:p>
-        </w:tc>
-      </w:tr>
-      <w:tr>
-        <w:tc>
-          <w:tcPr>
-            <w:tcW w:type="dxa" w:w="3168"/>
-            <w:tcMar>
-              <w:top w:w="80" w:type="dxa"/>
-              <w:bottom w:w="80" w:type="dxa"/>
-              <w:left w:w="120" w:type="dxa"/>
-              <w:right w:w="120" w:type="dxa"/>
-            </w:tcMar>
-          </w:tcPr>
-          <w:p>
-            <w:r>
-              <w:rPr>
-                <w:rFonts w:ascii="Arial" w:hAnsi="Arial"/>
-                <w:color w:val="333333"/>
-                <w:sz w:val="18"/>
-              </w:rPr>
-              <w:t>&lt;input type="checkbox"&gt;</w:t>
-            </w:r>
-          </w:p>
-        </w:tc>
-        <w:tc>
-          <w:tcPr>
-            <w:tcW w:type="dxa" w:w="6624"/>
-            <w:tcMar>
-              <w:top w:w="80" w:type="dxa"/>
-              <w:bottom w:w="80" w:type="dxa"/>
-              <w:left w:w="120" w:type="dxa"/>
-              <w:right w:w="120" w:type="dxa"/>
-            </w:tcMar>
-          </w:tcPr>
-          <w:p>
-            <w:r>
-              <w:rPr>
-                <w:rFonts w:ascii="Arial" w:hAnsi="Arial"/>
-                <w:color w:val="333333"/>
-                <w:sz w:val="18"/>
-              </w:rPr>
-              <w:t>Renders square checkboxes supporting multiple choices combinations.</w:t>
-            </w:r>
-          </w:p>
-        </w:tc>
-      </w:tr>
-      <w:tr>
-        <w:tc>
-          <w:tcPr>
-            <w:tcW w:type="dxa" w:w="3168"/>
-            <w:tcMar>
-              <w:top w:w="80" w:type="dxa"/>
-              <w:bottom w:w="80" w:type="dxa"/>
-              <w:left w:w="120" w:type="dxa"/>
-              <w:right w:w="120" w:type="dxa"/>
-            </w:tcMar>
-          </w:tcPr>
-          <w:p>
-            <w:r>
-              <w:rPr>
-                <w:rFonts w:ascii="Arial" w:hAnsi="Arial"/>
-                <w:color w:val="333333"/>
-                <w:sz w:val="18"/>
-              </w:rPr>
-              <w:t>&lt;input type="color" / type="range"&gt;</w:t>
-            </w:r>
-          </w:p>
-        </w:tc>
-        <w:tc>
-          <w:tcPr>
-            <w:tcW w:type="dxa" w:w="6624"/>
-            <w:tcMar>
-              <w:top w:w="80" w:type="dxa"/>
-              <w:bottom w:w="80" w:type="dxa"/>
-              <w:left w:w="120" w:type="dxa"/>
-              <w:right w:w="120" w:type="dxa"/>
-            </w:tcMar>
-          </w:tcPr>
-          <w:p>
-            <w:r>
-              <w:rPr>
-                <w:rFonts w:ascii="Arial" w:hAnsi="Arial"/>
-                <w:color w:val="333333"/>
-                <w:sz w:val="18"/>
-              </w:rPr>
-              <w:t>Renders visual interactive color pallets and sliding range scale adjusters.</w:t>
-            </w:r>
-          </w:p>
-        </w:tc>
-      </w:tr>
-      <w:tr>
-        <w:tc>
-          <w:tcPr>
-            <w:tcW w:type="dxa" w:w="3168"/>
-            <w:tcMar>
-              <w:top w:w="80" w:type="dxa"/>
-              <w:bottom w:w="80" w:type="dxa"/>
-              <w:left w:w="120" w:type="dxa"/>
-              <w:right w:w="120" w:type="dxa"/>
-            </w:tcMar>
-          </w:tcPr>
-          <w:p>
-            <w:r>
-              <w:rPr>
-                <w:rFonts w:ascii="Arial" w:hAnsi="Arial"/>
-                <w:color w:val="333333"/>
-                <w:sz w:val="18"/>
-              </w:rPr>
-              <w:t>&lt;audio&gt; / &lt;video&gt; controls</w:t>
-            </w:r>
-          </w:p>
-        </w:tc>
-        <w:tc>
-          <w:tcPr>
-            <w:tcW w:type="dxa" w:w="6624"/>
-            <w:tcMar>
-              <w:top w:w="80" w:type="dxa"/>
-              <w:bottom w:w="80" w:type="dxa"/>
-              <w:left w:w="120" w:type="dxa"/>
-              <w:right w:w="120" w:type="dxa"/>
-            </w:tcMar>
-          </w:tcPr>
-          <w:p>
-            <w:r>
-              <w:rPr>
-                <w:rFonts w:ascii="Arial" w:hAnsi="Arial"/>
-                <w:color w:val="333333"/>
-                <w:sz w:val="18"/>
-              </w:rPr>
-              <w:t>Embeds media player nodes directly, enabling play, seek, and volume bars.</w:t>
-            </w:r>
-          </w:p>
-        </w:tc>
-      </w:tr>
     </w:tbl>
     <w:p>
       <w:pPr>
-        <w:spacing w:after="80"/>
-      </w:pPr>
-    </w:p>
-    <w:p>
-      <w:pPr>
-        <w:spacing w:before="120" w:after="120"/>
+        <w:spacing w:before="80" w:after="80"/>
         <w:pBdr>
-          <w:bottom w:val="single" w:sz="6" w:space="1" w:color="D0D0D0"/>
+          <w:bottom w:val="single" w:sz="6" w:space="1" w:color="CCCCCC"/>
         </w:pBdr>
       </w:pPr>
     </w:p>
     <w:p>
       <w:pPr>
         <w:keepNext/>
-        <w:spacing w:before="240" w:after="80"/>
+        <w:spacing w:before="160" w:after="60"/>
       </w:pPr>
       <w:r>
         <w:rPr>
           <w:rFonts w:ascii="Arial" w:hAnsi="Arial"/>
           <w:b/>
-          <w:color w:val="111111"/>
+          <w:color w:val="000000"/>
           <w:sz w:val="26"/>
         </w:rPr>
-        <w:t>8. TEST CASES AND EXECUTION DATA</w:t>
+        <w:t>8. TEST CASES AND EXECUTION DATA (WITH RELEVANT SCREENSHOTS)</w:t>
       </w:r>
     </w:p>
     <w:p>
       <w:pPr>
-        <w:spacing w:before="40" w:after="80" w:line="276" w:lineRule="auto"/>
+        <w:spacing w:before="40" w:after="60" w:line="276" w:lineRule="auto"/>
       </w:pPr>
       <w:r>
         <w:rPr>
@@ -1757,7 +1586,7 @@
           <w:color w:val="333333"/>
           <w:sz w:val="20"/>
         </w:rPr>
-        <w:t>The following test executions verify the behavior of HTML components inside Google Chrome:</w:t>
+        <w:t>The test suite below documents verified execution in Chrome, including 1 negative test case demonstrating an input validation failure:</w:t>
       </w:r>
     </w:p>
     <w:tbl>
@@ -1776,22 +1605,23 @@
         </w:tblBorders>
       </w:tblPr>
       <w:tblGrid>
-        <w:gridCol w:w="2016"/>
-        <w:gridCol w:w="2016"/>
-        <w:gridCol w:w="2016"/>
-        <w:gridCol w:w="2016"/>
-        <w:gridCol w:w="2016"/>
+        <w:gridCol w:w="1680"/>
+        <w:gridCol w:w="1680"/>
+        <w:gridCol w:w="1680"/>
+        <w:gridCol w:w="1680"/>
+        <w:gridCol w:w="1680"/>
+        <w:gridCol w:w="1680"/>
       </w:tblGrid>
       <w:tr>
         <w:tc>
           <w:tcPr>
-            <w:tcW w:type="dxa" w:w="1152"/>
+            <w:tcW w:type="dxa" w:w="864"/>
             <w:shd w:fill="F2F2F2"/>
             <w:tcMar>
-              <w:top w:w="100" w:type="dxa"/>
-              <w:bottom w:w="100" w:type="dxa"/>
-              <w:left w:w="120" w:type="dxa"/>
-              <w:right w:w="120" w:type="dxa"/>
+              <w:top w:w="80" w:type="dxa"/>
+              <w:bottom w:w="80" w:type="dxa"/>
+              <w:left w:w="80" w:type="dxa"/>
+              <w:right w:w="80" w:type="dxa"/>
             </w:tcMar>
           </w:tcPr>
           <w:p>
@@ -1799,8 +1629,7 @@
               <w:rPr>
                 <w:rFonts w:ascii="Arial" w:hAnsi="Arial"/>
                 <w:b/>
-                <w:color w:val="111111"/>
-                <w:sz w:val="19"/>
+                <w:sz w:val="17"/>
               </w:rPr>
               <w:t>TC ID</w:t>
             </w:r>
@@ -1808,13 +1637,13 @@
         </w:tc>
         <w:tc>
           <w:tcPr>
-            <w:tcW w:type="dxa" w:w="2304"/>
+            <w:tcW w:type="dxa" w:w="1584"/>
             <w:shd w:fill="F2F2F2"/>
             <w:tcMar>
-              <w:top w:w="100" w:type="dxa"/>
-              <w:bottom w:w="100" w:type="dxa"/>
-              <w:left w:w="120" w:type="dxa"/>
-              <w:right w:w="120" w:type="dxa"/>
+              <w:top w:w="80" w:type="dxa"/>
+              <w:bottom w:w="80" w:type="dxa"/>
+              <w:left w:w="80" w:type="dxa"/>
+              <w:right w:w="80" w:type="dxa"/>
             </w:tcMar>
           </w:tcPr>
           <w:p>
@@ -1822,8 +1651,7 @@
               <w:rPr>
                 <w:rFonts w:ascii="Arial" w:hAnsi="Arial"/>
                 <w:b/>
-                <w:color w:val="111111"/>
-                <w:sz w:val="19"/>
+                <w:sz w:val="17"/>
               </w:rPr>
               <w:t>Test Description</w:t>
             </w:r>
@@ -1831,13 +1659,13 @@
         </w:tc>
         <w:tc>
           <w:tcPr>
-            <w:tcW w:type="dxa" w:w="2592"/>
+            <w:tcW w:type="dxa" w:w="1584"/>
             <w:shd w:fill="F2F2F2"/>
             <w:tcMar>
-              <w:top w:w="100" w:type="dxa"/>
-              <w:bottom w:w="100" w:type="dxa"/>
-              <w:left w:w="120" w:type="dxa"/>
-              <w:right w:w="120" w:type="dxa"/>
+              <w:top w:w="80" w:type="dxa"/>
+              <w:bottom w:w="80" w:type="dxa"/>
+              <w:left w:w="80" w:type="dxa"/>
+              <w:right w:w="80" w:type="dxa"/>
             </w:tcMar>
           </w:tcPr>
           <w:p>
@@ -1845,10 +1673,31 @@
               <w:rPr>
                 <w:rFonts w:ascii="Arial" w:hAnsi="Arial"/>
                 <w:b/>
-                <w:color w:val="111111"/>
-                <w:sz w:val="19"/>
+                <w:sz w:val="17"/>
               </w:rPr>
               <w:t>Input / Action</w:t>
+            </w:r>
+          </w:p>
+        </w:tc>
+        <w:tc>
+          <w:tcPr>
+            <w:tcW w:type="dxa" w:w="2016"/>
+            <w:shd w:fill="F2F2F2"/>
+            <w:tcMar>
+              <w:top w:w="80" w:type="dxa"/>
+              <w:bottom w:w="80" w:type="dxa"/>
+              <w:left w:w="80" w:type="dxa"/>
+              <w:right w:w="80" w:type="dxa"/>
+            </w:tcMar>
+          </w:tcPr>
+          <w:p>
+            <w:r>
+              <w:rPr>
+                <w:rFonts w:ascii="Arial" w:hAnsi="Arial"/>
+                <w:b/>
+                <w:sz w:val="17"/>
+              </w:rPr>
+              <w:t>Expected Result</w:t>
             </w:r>
           </w:p>
         </w:tc>
@@ -1857,10 +1706,10 @@
             <w:tcW w:type="dxa" w:w="2880"/>
             <w:shd w:fill="F2F2F2"/>
             <w:tcMar>
-              <w:top w:w="100" w:type="dxa"/>
-              <w:bottom w:w="100" w:type="dxa"/>
-              <w:left w:w="120" w:type="dxa"/>
-              <w:right w:w="120" w:type="dxa"/>
+              <w:top w:w="80" w:type="dxa"/>
+              <w:bottom w:w="80" w:type="dxa"/>
+              <w:left w:w="80" w:type="dxa"/>
+              <w:right w:w="80" w:type="dxa"/>
             </w:tcMar>
           </w:tcPr>
           <w:p>
@@ -1868,10 +1717,9 @@
               <w:rPr>
                 <w:rFonts w:ascii="Arial" w:hAnsi="Arial"/>
                 <w:b/>
-                <w:color w:val="111111"/>
-                <w:sz w:val="19"/>
+                <w:sz w:val="17"/>
               </w:rPr>
-              <w:t>Expected Result</w:t>
+              <w:t>Relevant Execution Screenshot</w:t>
             </w:r>
           </w:p>
         </w:tc>
@@ -1880,10 +1728,10 @@
             <w:tcW w:type="dxa" w:w="864"/>
             <w:shd w:fill="F2F2F2"/>
             <w:tcMar>
-              <w:top w:w="100" w:type="dxa"/>
-              <w:bottom w:w="100" w:type="dxa"/>
-              <w:left w:w="120" w:type="dxa"/>
-              <w:right w:w="120" w:type="dxa"/>
+              <w:top w:w="80" w:type="dxa"/>
+              <w:bottom w:w="80" w:type="dxa"/>
+              <w:left w:w="80" w:type="dxa"/>
+              <w:right w:w="80" w:type="dxa"/>
             </w:tcMar>
           </w:tcPr>
           <w:p>
@@ -1891,8 +1739,7 @@
               <w:rPr>
                 <w:rFonts w:ascii="Arial" w:hAnsi="Arial"/>
                 <w:b/>
-                <w:color w:val="111111"/>
-                <w:sz w:val="19"/>
+                <w:sz w:val="17"/>
               </w:rPr>
               <w:t>Status</w:t>
             </w:r>
@@ -1902,20 +1749,20 @@
       <w:tr>
         <w:tc>
           <w:tcPr>
-            <w:tcW w:type="dxa" w:w="1152"/>
+            <w:tcW w:type="dxa" w:w="864"/>
             <w:tcMar>
-              <w:top w:w="80" w:type="dxa"/>
-              <w:bottom w:w="80" w:type="dxa"/>
-              <w:left w:w="120" w:type="dxa"/>
-              <w:right w:w="120" w:type="dxa"/>
+              <w:top w:w="60" w:type="dxa"/>
+              <w:bottom w:w="60" w:type="dxa"/>
+              <w:left w:w="80" w:type="dxa"/>
+              <w:right w:w="80" w:type="dxa"/>
             </w:tcMar>
           </w:tcPr>
           <w:p>
             <w:r>
               <w:rPr>
                 <w:rFonts w:ascii="Arial" w:hAnsi="Arial"/>
-                <w:color w:val="333333"/>
-                <w:sz w:val="18"/>
+                <w:b/>
+                <w:sz w:val="16"/>
               </w:rPr>
               <w:t>TC-01</w:t>
             </w:r>
@@ -1923,64 +1770,103 @@
         </w:tc>
         <w:tc>
           <w:tcPr>
-            <w:tcW w:type="dxa" w:w="2304"/>
+            <w:tcW w:type="dxa" w:w="1584"/>
             <w:tcMar>
-              <w:top w:w="80" w:type="dxa"/>
-              <w:bottom w:w="80" w:type="dxa"/>
-              <w:left w:w="120" w:type="dxa"/>
-              <w:right w:w="120" w:type="dxa"/>
+              <w:top w:w="60" w:type="dxa"/>
+              <w:bottom w:w="60" w:type="dxa"/>
+              <w:left w:w="80" w:type="dxa"/>
+              <w:right w:w="80" w:type="dxa"/>
             </w:tcMar>
           </w:tcPr>
           <w:p>
             <w:r>
               <w:rPr>
                 <w:rFonts w:ascii="Arial" w:hAnsi="Arial"/>
-                <w:color w:val="333333"/>
-                <w:sz w:val="18"/>
+                <w:sz w:val="16"/>
               </w:rPr>
-              <w:t>Text Formatting</w:t>
+              <w:t>Text Formatting &amp; Hierarchy</w:t>
             </w:r>
           </w:p>
         </w:tc>
         <w:tc>
           <w:tcPr>
-            <w:tcW w:type="dxa" w:w="2592"/>
+            <w:tcW w:type="dxa" w:w="1584"/>
             <w:tcMar>
-              <w:top w:w="80" w:type="dxa"/>
-              <w:bottom w:w="80" w:type="dxa"/>
-              <w:left w:w="120" w:type="dxa"/>
-              <w:right w:w="120" w:type="dxa"/>
+              <w:top w:w="60" w:type="dxa"/>
+              <w:bottom w:w="60" w:type="dxa"/>
+              <w:left w:w="80" w:type="dxa"/>
+              <w:right w:w="80" w:type="dxa"/>
             </w:tcMar>
           </w:tcPr>
           <w:p>
             <w:r>
               <w:rPr>
                 <w:rFonts w:ascii="Arial" w:hAnsi="Arial"/>
-                <w:color w:val="333333"/>
-                <w:sz w:val="18"/>
+                <w:sz w:val="16"/>
               </w:rPr>
-              <w:t>Verify superscript/subscript offsets</w:t>
+              <w:t>Inspect heading and paragraph tags</w:t>
+            </w:r>
+          </w:p>
+        </w:tc>
+        <w:tc>
+          <w:tcPr>
+            <w:tcW w:type="dxa" w:w="2016"/>
+            <w:tcMar>
+              <w:top w:w="60" w:type="dxa"/>
+              <w:bottom w:w="60" w:type="dxa"/>
+              <w:left w:w="80" w:type="dxa"/>
+              <w:right w:w="80" w:type="dxa"/>
+            </w:tcMar>
+          </w:tcPr>
+          <w:p>
+            <w:r>
+              <w:rPr>
+                <w:rFonts w:ascii="Arial" w:hAnsi="Arial"/>
+                <w:sz w:val="16"/>
+              </w:rPr>
+              <w:t>Document displays clear typographic hierarchy</w:t>
             </w:r>
           </w:p>
         </w:tc>
         <w:tc>
           <w:tcPr>
             <w:tcW w:type="dxa" w:w="2880"/>
-            <w:tcMar>
-              <w:top w:w="80" w:type="dxa"/>
-              <w:bottom w:w="80" w:type="dxa"/>
-              <w:left w:w="120" w:type="dxa"/>
-              <w:right w:w="120" w:type="dxa"/>
-            </w:tcMar>
           </w:tcPr>
           <w:p>
+            <w:r/>
             <w:r>
-              <w:rPr>
-                <w:rFonts w:ascii="Arial" w:hAnsi="Arial"/>
-                <w:color w:val="333333"/>
-                <w:sz w:val="18"/>
-              </w:rPr>
-              <w:t>Vizag IN (superscript) and Near Tagarapuvalasa (subscript) display correctly</w:t>
+              <w:drawing>
+                <wp:inline xmlns:a="http://schemas.openxmlformats.org/drawingml/2006/main" xmlns:pic="http://schemas.openxmlformats.org/drawingml/2006/picture">
+                  <wp:extent cx="1691640" cy="241488"/>
+                  <wp:docPr id="1" name="Picture 1"/>
+                  <wp:cNvGraphicFramePr>
+                    <a:graphicFrameLocks noChangeAspect="1"/>
+                  </wp:cNvGraphicFramePr>
+                  <a:graphic>
+                    <a:graphicData uri="http://schemas.openxmlformats.org/drawingml/2006/picture">
+                      <pic:pic>
+                        <pic:nvPicPr>
+                          <pic:cNvPr id="0" name="obs1_tc1.png"/>
+                          <pic:cNvPicPr/>
+                        </pic:nvPicPr>
+                        <pic:blipFill>
+                          <a:blip r:embed="rId9"/>
+                          <a:stretch>
+                            <a:fillRect/>
+                          </a:stretch>
+                        </pic:blipFill>
+                        <pic:spPr>
+                          <a:xfrm>
+                            <a:off x="0" y="0"/>
+                            <a:ext cx="1691640" cy="241488"/>
+                          </a:xfrm>
+                          <a:prstGeom prst="rect"/>
+                        </pic:spPr>
+                      </pic:pic>
+                    </a:graphicData>
+                  </a:graphic>
+                </wp:inline>
+              </w:drawing>
             </w:r>
           </w:p>
         </w:tc>
@@ -1988,10 +1874,10 @@
           <w:tcPr>
             <w:tcW w:type="dxa" w:w="864"/>
             <w:tcMar>
-              <w:top w:w="80" w:type="dxa"/>
-              <w:bottom w:w="80" w:type="dxa"/>
-              <w:left w:w="120" w:type="dxa"/>
-              <w:right w:w="120" w:type="dxa"/>
+              <w:top w:w="60" w:type="dxa"/>
+              <w:bottom w:w="60" w:type="dxa"/>
+              <w:left w:w="80" w:type="dxa"/>
+              <w:right w:w="80" w:type="dxa"/>
             </w:tcMar>
           </w:tcPr>
           <w:p>
@@ -2000,7 +1886,7 @@
                 <w:rFonts w:ascii="Arial" w:hAnsi="Arial"/>
                 <w:b/>
                 <w:color w:val="1B5E20"/>
-                <w:sz w:val="18"/>
+                <w:sz w:val="16"/>
               </w:rPr>
               <w:t>Pass</w:t>
             </w:r>
@@ -2010,20 +1896,20 @@
       <w:tr>
         <w:tc>
           <w:tcPr>
-            <w:tcW w:type="dxa" w:w="1152"/>
+            <w:tcW w:type="dxa" w:w="864"/>
             <w:tcMar>
-              <w:top w:w="80" w:type="dxa"/>
-              <w:bottom w:w="80" w:type="dxa"/>
-              <w:left w:w="120" w:type="dxa"/>
-              <w:right w:w="120" w:type="dxa"/>
+              <w:top w:w="60" w:type="dxa"/>
+              <w:bottom w:w="60" w:type="dxa"/>
+              <w:left w:w="80" w:type="dxa"/>
+              <w:right w:w="80" w:type="dxa"/>
             </w:tcMar>
           </w:tcPr>
           <w:p>
             <w:r>
               <w:rPr>
                 <w:rFonts w:ascii="Arial" w:hAnsi="Arial"/>
-                <w:color w:val="333333"/>
-                <w:sz w:val="18"/>
+                <w:b/>
+                <w:sz w:val="16"/>
               </w:rPr>
               <w:t>TC-02</w:t>
             </w:r>
@@ -2031,20 +1917,19 @@
         </w:tc>
         <w:tc>
           <w:tcPr>
-            <w:tcW w:type="dxa" w:w="2304"/>
+            <w:tcW w:type="dxa" w:w="1584"/>
             <w:tcMar>
-              <w:top w:w="80" w:type="dxa"/>
-              <w:bottom w:w="80" w:type="dxa"/>
-              <w:left w:w="120" w:type="dxa"/>
-              <w:right w:w="120" w:type="dxa"/>
+              <w:top w:w="60" w:type="dxa"/>
+              <w:bottom w:w="60" w:type="dxa"/>
+              <w:left w:w="80" w:type="dxa"/>
+              <w:right w:w="80" w:type="dxa"/>
             </w:tcMar>
           </w:tcPr>
           <w:p>
             <w:r>
               <w:rPr>
                 <w:rFonts w:ascii="Arial" w:hAnsi="Arial"/>
-                <w:color w:val="333333"/>
-                <w:sz w:val="18"/>
+                <w:sz w:val="16"/>
               </w:rPr>
               <w:t>Anchor Navigation</w:t>
             </w:r>
@@ -2052,43 +1937,83 @@
         </w:tc>
         <w:tc>
           <w:tcPr>
-            <w:tcW w:type="dxa" w:w="2592"/>
+            <w:tcW w:type="dxa" w:w="1584"/>
             <w:tcMar>
-              <w:top w:w="80" w:type="dxa"/>
-              <w:bottom w:w="80" w:type="dxa"/>
-              <w:left w:w="120" w:type="dxa"/>
-              <w:right w:w="120" w:type="dxa"/>
+              <w:top w:w="60" w:type="dxa"/>
+              <w:bottom w:w="60" w:type="dxa"/>
+              <w:left w:w="80" w:type="dxa"/>
+              <w:right w:w="80" w:type="dxa"/>
             </w:tcMar>
           </w:tcPr>
           <w:p>
             <w:r>
               <w:rPr>
                 <w:rFonts w:ascii="Arial" w:hAnsi="Arial"/>
-                <w:color w:val="333333"/>
-                <w:sz w:val="18"/>
+                <w:sz w:val="16"/>
               </w:rPr>
-              <w:t>Click Student Portal link under nav list</w:t>
+              <w:t>Click '#academics' link</w:t>
+            </w:r>
+          </w:p>
+        </w:tc>
+        <w:tc>
+          <w:tcPr>
+            <w:tcW w:type="dxa" w:w="2016"/>
+            <w:tcMar>
+              <w:top w:w="60" w:type="dxa"/>
+              <w:bottom w:w="60" w:type="dxa"/>
+              <w:left w:w="80" w:type="dxa"/>
+              <w:right w:w="80" w:type="dxa"/>
+            </w:tcMar>
+          </w:tcPr>
+          <w:p>
+            <w:r>
+              <w:rPr>
+                <w:rFonts w:ascii="Arial" w:hAnsi="Arial"/>
+                <w:sz w:val="16"/>
+              </w:rPr>
+              <w:t>Smooth scroll navigates to targeted content section</w:t>
             </w:r>
           </w:p>
         </w:tc>
         <w:tc>
           <w:tcPr>
             <w:tcW w:type="dxa" w:w="2880"/>
-            <w:tcMar>
-              <w:top w:w="80" w:type="dxa"/>
-              <w:bottom w:w="80" w:type="dxa"/>
-              <w:left w:w="120" w:type="dxa"/>
-              <w:right w:w="120" w:type="dxa"/>
-            </w:tcMar>
           </w:tcPr>
           <w:p>
+            <w:r/>
             <w:r>
-              <w:rPr>
-                <w:rFonts w:ascii="Arial" w:hAnsi="Arial"/>
-                <w:color w:val="333333"/>
-                <w:sz w:val="18"/>
-              </w:rPr>
-              <w:t>Page jumps to studentDetails section via hash anchor references</w:t>
+              <w:drawing>
+                <wp:inline xmlns:a="http://schemas.openxmlformats.org/drawingml/2006/main" xmlns:pic="http://schemas.openxmlformats.org/drawingml/2006/picture">
+                  <wp:extent cx="1691640" cy="242714"/>
+                  <wp:docPr id="2" name="Picture 2"/>
+                  <wp:cNvGraphicFramePr>
+                    <a:graphicFrameLocks noChangeAspect="1"/>
+                  </wp:cNvGraphicFramePr>
+                  <a:graphic>
+                    <a:graphicData uri="http://schemas.openxmlformats.org/drawingml/2006/picture">
+                      <pic:pic>
+                        <pic:nvPicPr>
+                          <pic:cNvPr id="0" name="obs1_tc2.png"/>
+                          <pic:cNvPicPr/>
+                        </pic:nvPicPr>
+                        <pic:blipFill>
+                          <a:blip r:embed="rId10"/>
+                          <a:stretch>
+                            <a:fillRect/>
+                          </a:stretch>
+                        </pic:blipFill>
+                        <pic:spPr>
+                          <a:xfrm>
+                            <a:off x="0" y="0"/>
+                            <a:ext cx="1691640" cy="242714"/>
+                          </a:xfrm>
+                          <a:prstGeom prst="rect"/>
+                        </pic:spPr>
+                      </pic:pic>
+                    </a:graphicData>
+                  </a:graphic>
+                </wp:inline>
+              </w:drawing>
             </w:r>
           </w:p>
         </w:tc>
@@ -2096,10 +2021,10 @@
           <w:tcPr>
             <w:tcW w:type="dxa" w:w="864"/>
             <w:tcMar>
-              <w:top w:w="80" w:type="dxa"/>
-              <w:bottom w:w="80" w:type="dxa"/>
-              <w:left w:w="120" w:type="dxa"/>
-              <w:right w:w="120" w:type="dxa"/>
+              <w:top w:w="60" w:type="dxa"/>
+              <w:bottom w:w="60" w:type="dxa"/>
+              <w:left w:w="80" w:type="dxa"/>
+              <w:right w:w="80" w:type="dxa"/>
             </w:tcMar>
           </w:tcPr>
           <w:p>
@@ -2108,7 +2033,7 @@
                 <w:rFonts w:ascii="Arial" w:hAnsi="Arial"/>
                 <w:b/>
                 <w:color w:val="1B5E20"/>
-                <w:sz w:val="18"/>
+                <w:sz w:val="16"/>
               </w:rPr>
               <w:t>Pass</w:t>
             </w:r>
@@ -2118,20 +2043,20 @@
       <w:tr>
         <w:tc>
           <w:tcPr>
-            <w:tcW w:type="dxa" w:w="1152"/>
+            <w:tcW w:type="dxa" w:w="864"/>
             <w:tcMar>
-              <w:top w:w="80" w:type="dxa"/>
-              <w:bottom w:w="80" w:type="dxa"/>
-              <w:left w:w="120" w:type="dxa"/>
-              <w:right w:w="120" w:type="dxa"/>
+              <w:top w:w="60" w:type="dxa"/>
+              <w:bottom w:w="60" w:type="dxa"/>
+              <w:left w:w="80" w:type="dxa"/>
+              <w:right w:w="80" w:type="dxa"/>
             </w:tcMar>
           </w:tcPr>
           <w:p>
             <w:r>
               <w:rPr>
                 <w:rFonts w:ascii="Arial" w:hAnsi="Arial"/>
-                <w:color w:val="333333"/>
-                <w:sz w:val="18"/>
+                <w:b/>
+                <w:sz w:val="16"/>
               </w:rPr>
               <w:t>TC-03</w:t>
             </w:r>
@@ -2139,64 +2064,103 @@
         </w:tc>
         <w:tc>
           <w:tcPr>
-            <w:tcW w:type="dxa" w:w="2304"/>
+            <w:tcW w:type="dxa" w:w="1584"/>
             <w:tcMar>
-              <w:top w:w="80" w:type="dxa"/>
-              <w:bottom w:w="80" w:type="dxa"/>
-              <w:left w:w="120" w:type="dxa"/>
-              <w:right w:w="120" w:type="dxa"/>
+              <w:top w:w="60" w:type="dxa"/>
+              <w:bottom w:w="60" w:type="dxa"/>
+              <w:left w:w="80" w:type="dxa"/>
+              <w:right w:w="80" w:type="dxa"/>
             </w:tcMar>
           </w:tcPr>
           <w:p>
             <w:r>
               <w:rPr>
                 <w:rFonts w:ascii="Arial" w:hAnsi="Arial"/>
-                <w:color w:val="333333"/>
-                <w:sz w:val="18"/>
+                <w:sz w:val="16"/>
               </w:rPr>
-              <w:t>Table Layout</w:t>
+              <w:t>Data Table Layout</w:t>
             </w:r>
           </w:p>
         </w:tc>
         <w:tc>
           <w:tcPr>
-            <w:tcW w:type="dxa" w:w="2592"/>
+            <w:tcW w:type="dxa" w:w="1584"/>
             <w:tcMar>
-              <w:top w:w="80" w:type="dxa"/>
-              <w:bottom w:w="80" w:type="dxa"/>
-              <w:left w:w="120" w:type="dxa"/>
-              <w:right w:w="120" w:type="dxa"/>
+              <w:top w:w="60" w:type="dxa"/>
+              <w:bottom w:w="60" w:type="dxa"/>
+              <w:left w:w="80" w:type="dxa"/>
+              <w:right w:w="80" w:type="dxa"/>
             </w:tcMar>
           </w:tcPr>
           <w:p>
             <w:r>
               <w:rPr>
                 <w:rFonts w:ascii="Arial" w:hAnsi="Arial"/>
-                <w:color w:val="333333"/>
-                <w:sz w:val="18"/>
+                <w:sz w:val="16"/>
               </w:rPr>
-              <w:t>Inspect studentDetails grid layout</w:t>
+              <w:t>Inspect placement statistics table</w:t>
+            </w:r>
+          </w:p>
+        </w:tc>
+        <w:tc>
+          <w:tcPr>
+            <w:tcW w:type="dxa" w:w="2016"/>
+            <w:tcMar>
+              <w:top w:w="60" w:type="dxa"/>
+              <w:bottom w:w="60" w:type="dxa"/>
+              <w:left w:w="80" w:type="dxa"/>
+              <w:right w:w="80" w:type="dxa"/>
+            </w:tcMar>
+          </w:tcPr>
+          <w:p>
+            <w:r>
+              <w:rPr>
+                <w:rFonts w:ascii="Arial" w:hAnsi="Arial"/>
+                <w:sz w:val="16"/>
+              </w:rPr>
+              <w:t>Tabular matrix renders clean row and column borders</w:t>
             </w:r>
           </w:p>
         </w:tc>
         <w:tc>
           <w:tcPr>
             <w:tcW w:type="dxa" w:w="2880"/>
-            <w:tcMar>
-              <w:top w:w="80" w:type="dxa"/>
-              <w:bottom w:w="80" w:type="dxa"/>
-              <w:left w:w="120" w:type="dxa"/>
-              <w:right w:w="120" w:type="dxa"/>
-            </w:tcMar>
           </w:tcPr>
           <w:p>
+            <w:r/>
             <w:r>
-              <w:rPr>
-                <w:rFonts w:ascii="Arial" w:hAnsi="Arial"/>
-                <w:color w:val="333333"/>
-                <w:sz w:val="18"/>
-              </w:rPr>
-              <w:t>Rolls, Names, and Companies show properly aligned grid</w:t>
+              <w:drawing>
+                <wp:inline xmlns:a="http://schemas.openxmlformats.org/drawingml/2006/main" xmlns:pic="http://schemas.openxmlformats.org/drawingml/2006/picture">
+                  <wp:extent cx="1691640" cy="254972"/>
+                  <wp:docPr id="3" name="Picture 3"/>
+                  <wp:cNvGraphicFramePr>
+                    <a:graphicFrameLocks noChangeAspect="1"/>
+                  </wp:cNvGraphicFramePr>
+                  <a:graphic>
+                    <a:graphicData uri="http://schemas.openxmlformats.org/drawingml/2006/picture">
+                      <pic:pic>
+                        <pic:nvPicPr>
+                          <pic:cNvPr id="0" name="obs1_tc3.png"/>
+                          <pic:cNvPicPr/>
+                        </pic:nvPicPr>
+                        <pic:blipFill>
+                          <a:blip r:embed="rId11"/>
+                          <a:stretch>
+                            <a:fillRect/>
+                          </a:stretch>
+                        </pic:blipFill>
+                        <pic:spPr>
+                          <a:xfrm>
+                            <a:off x="0" y="0"/>
+                            <a:ext cx="1691640" cy="254972"/>
+                          </a:xfrm>
+                          <a:prstGeom prst="rect"/>
+                        </pic:spPr>
+                      </pic:pic>
+                    </a:graphicData>
+                  </a:graphic>
+                </wp:inline>
+              </w:drawing>
             </w:r>
           </w:p>
         </w:tc>
@@ -2204,10 +2168,10 @@
           <w:tcPr>
             <w:tcW w:type="dxa" w:w="864"/>
             <w:tcMar>
-              <w:top w:w="80" w:type="dxa"/>
-              <w:bottom w:w="80" w:type="dxa"/>
-              <w:left w:w="120" w:type="dxa"/>
-              <w:right w:w="120" w:type="dxa"/>
+              <w:top w:w="60" w:type="dxa"/>
+              <w:bottom w:w="60" w:type="dxa"/>
+              <w:left w:w="80" w:type="dxa"/>
+              <w:right w:w="80" w:type="dxa"/>
             </w:tcMar>
           </w:tcPr>
           <w:p>
@@ -2216,7 +2180,7 @@
                 <w:rFonts w:ascii="Arial" w:hAnsi="Arial"/>
                 <w:b/>
                 <w:color w:val="1B5E20"/>
-                <w:sz w:val="18"/>
+                <w:sz w:val="16"/>
               </w:rPr>
               <w:t>Pass</w:t>
             </w:r>
@@ -2226,20 +2190,20 @@
       <w:tr>
         <w:tc>
           <w:tcPr>
-            <w:tcW w:type="dxa" w:w="1152"/>
+            <w:tcW w:type="dxa" w:w="864"/>
             <w:tcMar>
-              <w:top w:w="80" w:type="dxa"/>
-              <w:bottom w:w="80" w:type="dxa"/>
-              <w:left w:w="120" w:type="dxa"/>
-              <w:right w:w="120" w:type="dxa"/>
+              <w:top w:w="60" w:type="dxa"/>
+              <w:bottom w:w="60" w:type="dxa"/>
+              <w:left w:w="80" w:type="dxa"/>
+              <w:right w:w="80" w:type="dxa"/>
             </w:tcMar>
           </w:tcPr>
           <w:p>
             <w:r>
               <w:rPr>
                 <w:rFonts w:ascii="Arial" w:hAnsi="Arial"/>
-                <w:color w:val="333333"/>
-                <w:sz w:val="18"/>
+                <w:b/>
+                <w:sz w:val="16"/>
               </w:rPr>
               <w:t>TC-04</w:t>
             </w:r>
@@ -2247,64 +2211,103 @@
         </w:tc>
         <w:tc>
           <w:tcPr>
-            <w:tcW w:type="dxa" w:w="2304"/>
+            <w:tcW w:type="dxa" w:w="1584"/>
             <w:tcMar>
-              <w:top w:w="80" w:type="dxa"/>
-              <w:bottom w:w="80" w:type="dxa"/>
-              <w:left w:w="120" w:type="dxa"/>
-              <w:right w:w="120" w:type="dxa"/>
+              <w:top w:w="60" w:type="dxa"/>
+              <w:bottom w:w="60" w:type="dxa"/>
+              <w:left w:w="80" w:type="dxa"/>
+              <w:right w:w="80" w:type="dxa"/>
             </w:tcMar>
           </w:tcPr>
           <w:p>
             <w:r>
               <w:rPr>
                 <w:rFonts w:ascii="Arial" w:hAnsi="Arial"/>
-                <w:color w:val="333333"/>
-                <w:sz w:val="18"/>
+                <w:sz w:val="16"/>
               </w:rPr>
-              <w:t>Form Elements Validation</w:t>
+              <w:t>Multimedia Node Playback</w:t>
             </w:r>
           </w:p>
         </w:tc>
         <w:tc>
           <w:tcPr>
-            <w:tcW w:type="dxa" w:w="2592"/>
+            <w:tcW w:type="dxa" w:w="1584"/>
             <w:tcMar>
-              <w:top w:w="80" w:type="dxa"/>
-              <w:bottom w:w="80" w:type="dxa"/>
-              <w:left w:w="120" w:type="dxa"/>
-              <w:right w:w="120" w:type="dxa"/>
+              <w:top w:w="60" w:type="dxa"/>
+              <w:bottom w:w="60" w:type="dxa"/>
+              <w:left w:w="80" w:type="dxa"/>
+              <w:right w:w="80" w:type="dxa"/>
             </w:tcMar>
           </w:tcPr>
           <w:p>
             <w:r>
               <w:rPr>
                 <w:rFonts w:ascii="Arial" w:hAnsi="Arial"/>
-                <w:color w:val="333333"/>
-                <w:sz w:val="18"/>
+                <w:sz w:val="16"/>
               </w:rPr>
-              <w:t>Enter textual / range inputs inside fieldset</w:t>
+              <w:t>Trigger native audio/video controls</w:t>
+            </w:r>
+          </w:p>
+        </w:tc>
+        <w:tc>
+          <w:tcPr>
+            <w:tcW w:type="dxa" w:w="2016"/>
+            <w:tcMar>
+              <w:top w:w="60" w:type="dxa"/>
+              <w:bottom w:w="60" w:type="dxa"/>
+              <w:left w:w="80" w:type="dxa"/>
+              <w:right w:w="80" w:type="dxa"/>
+            </w:tcMar>
+          </w:tcPr>
+          <w:p>
+            <w:r>
+              <w:rPr>
+                <w:rFonts w:ascii="Arial" w:hAnsi="Arial"/>
+                <w:sz w:val="16"/>
+              </w:rPr>
+              <w:t>Media stream decodes and plays without external plugins</w:t>
             </w:r>
           </w:p>
         </w:tc>
         <w:tc>
           <w:tcPr>
             <w:tcW w:type="dxa" w:w="2880"/>
-            <w:tcMar>
-              <w:top w:w="80" w:type="dxa"/>
-              <w:bottom w:w="80" w:type="dxa"/>
-              <w:left w:w="120" w:type="dxa"/>
-              <w:right w:w="120" w:type="dxa"/>
-            </w:tcMar>
           </w:tcPr>
           <w:p>
+            <w:r/>
             <w:r>
-              <w:rPr>
-                <w:rFonts w:ascii="Arial" w:hAnsi="Arial"/>
-                <w:color w:val="333333"/>
-                <w:sz w:val="18"/>
-              </w:rPr>
-              <w:t>Input text, passwords, colors, sliders operate and preserve values</w:t>
+              <w:drawing>
+                <wp:inline xmlns:a="http://schemas.openxmlformats.org/drawingml/2006/main" xmlns:pic="http://schemas.openxmlformats.org/drawingml/2006/picture">
+                  <wp:extent cx="1691640" cy="269682"/>
+                  <wp:docPr id="4" name="Picture 4"/>
+                  <wp:cNvGraphicFramePr>
+                    <a:graphicFrameLocks noChangeAspect="1"/>
+                  </wp:cNvGraphicFramePr>
+                  <a:graphic>
+                    <a:graphicData uri="http://schemas.openxmlformats.org/drawingml/2006/picture">
+                      <pic:pic>
+                        <pic:nvPicPr>
+                          <pic:cNvPr id="0" name="obs1_tc4.png"/>
+                          <pic:cNvPicPr/>
+                        </pic:nvPicPr>
+                        <pic:blipFill>
+                          <a:blip r:embed="rId12"/>
+                          <a:stretch>
+                            <a:fillRect/>
+                          </a:stretch>
+                        </pic:blipFill>
+                        <pic:spPr>
+                          <a:xfrm>
+                            <a:off x="0" y="0"/>
+                            <a:ext cx="1691640" cy="269682"/>
+                          </a:xfrm>
+                          <a:prstGeom prst="rect"/>
+                        </pic:spPr>
+                      </pic:pic>
+                    </a:graphicData>
+                  </a:graphic>
+                </wp:inline>
+              </w:drawing>
             </w:r>
           </w:p>
         </w:tc>
@@ -2312,10 +2315,10 @@
           <w:tcPr>
             <w:tcW w:type="dxa" w:w="864"/>
             <w:tcMar>
-              <w:top w:w="80" w:type="dxa"/>
-              <w:bottom w:w="80" w:type="dxa"/>
-              <w:left w:w="120" w:type="dxa"/>
-              <w:right w:w="120" w:type="dxa"/>
+              <w:top w:w="60" w:type="dxa"/>
+              <w:bottom w:w="60" w:type="dxa"/>
+              <w:left w:w="80" w:type="dxa"/>
+              <w:right w:w="80" w:type="dxa"/>
             </w:tcMar>
           </w:tcPr>
           <w:p>
@@ -2324,7 +2327,7 @@
                 <w:rFonts w:ascii="Arial" w:hAnsi="Arial"/>
                 <w:b/>
                 <w:color w:val="1B5E20"/>
-                <w:sz w:val="18"/>
+                <w:sz w:val="16"/>
               </w:rPr>
               <w:t>Pass</w:t>
             </w:r>
@@ -2334,20 +2337,20 @@
       <w:tr>
         <w:tc>
           <w:tcPr>
-            <w:tcW w:type="dxa" w:w="1152"/>
+            <w:tcW w:type="dxa" w:w="864"/>
             <w:tcMar>
-              <w:top w:w="80" w:type="dxa"/>
-              <w:bottom w:w="80" w:type="dxa"/>
-              <w:left w:w="120" w:type="dxa"/>
-              <w:right w:w="120" w:type="dxa"/>
+              <w:top w:w="60" w:type="dxa"/>
+              <w:bottom w:w="60" w:type="dxa"/>
+              <w:left w:w="80" w:type="dxa"/>
+              <w:right w:w="80" w:type="dxa"/>
             </w:tcMar>
           </w:tcPr>
           <w:p>
             <w:r>
               <w:rPr>
                 <w:rFonts w:ascii="Arial" w:hAnsi="Arial"/>
-                <w:color w:val="333333"/>
-                <w:sz w:val="18"/>
+                <w:b/>
+                <w:sz w:val="16"/>
               </w:rPr>
               <w:t>TC-05</w:t>
             </w:r>
@@ -2355,64 +2358,103 @@
         </w:tc>
         <w:tc>
           <w:tcPr>
-            <w:tcW w:type="dxa" w:w="2304"/>
+            <w:tcW w:type="dxa" w:w="1584"/>
             <w:tcMar>
-              <w:top w:w="80" w:type="dxa"/>
-              <w:bottom w:w="80" w:type="dxa"/>
-              <w:left w:w="120" w:type="dxa"/>
-              <w:right w:w="120" w:type="dxa"/>
+              <w:top w:w="60" w:type="dxa"/>
+              <w:bottom w:w="60" w:type="dxa"/>
+              <w:left w:w="80" w:type="dxa"/>
+              <w:right w:w="80" w:type="dxa"/>
             </w:tcMar>
           </w:tcPr>
           <w:p>
             <w:r>
               <w:rPr>
                 <w:rFonts w:ascii="Arial" w:hAnsi="Arial"/>
-                <w:color w:val="333333"/>
-                <w:sz w:val="18"/>
+                <w:sz w:val="16"/>
               </w:rPr>
-              <w:t>Multimedia Node Playback</w:t>
+              <w:t>Email Pattern Validation</w:t>
             </w:r>
           </w:p>
         </w:tc>
         <w:tc>
           <w:tcPr>
-            <w:tcW w:type="dxa" w:w="2592"/>
+            <w:tcW w:type="dxa" w:w="1584"/>
             <w:tcMar>
-              <w:top w:w="80" w:type="dxa"/>
-              <w:bottom w:w="80" w:type="dxa"/>
-              <w:left w:w="120" w:type="dxa"/>
-              <w:right w:w="120" w:type="dxa"/>
+              <w:top w:w="60" w:type="dxa"/>
+              <w:bottom w:w="60" w:type="dxa"/>
+              <w:left w:w="80" w:type="dxa"/>
+              <w:right w:w="80" w:type="dxa"/>
             </w:tcMar>
           </w:tcPr>
           <w:p>
             <w:r>
               <w:rPr>
                 <w:rFonts w:ascii="Arial" w:hAnsi="Arial"/>
-                <w:color w:val="333333"/>
-                <w:sz w:val="18"/>
+                <w:sz w:val="16"/>
               </w:rPr>
-              <w:t>Load and play audio/video items</w:t>
+              <w:t>Submit invalid 'student.email'</w:t>
+            </w:r>
+          </w:p>
+        </w:tc>
+        <w:tc>
+          <w:tcPr>
+            <w:tcW w:type="dxa" w:w="2016"/>
+            <w:tcMar>
+              <w:top w:w="60" w:type="dxa"/>
+              <w:bottom w:w="60" w:type="dxa"/>
+              <w:left w:w="80" w:type="dxa"/>
+              <w:right w:w="80" w:type="dxa"/>
+            </w:tcMar>
+          </w:tcPr>
+          <w:p>
+            <w:r>
+              <w:rPr>
+                <w:rFonts w:ascii="Arial" w:hAnsi="Arial"/>
+                <w:sz w:val="16"/>
+              </w:rPr>
+              <w:t>Submission halts; browser flags missing '@' in email field</w:t>
             </w:r>
           </w:p>
         </w:tc>
         <w:tc>
           <w:tcPr>
             <w:tcW w:type="dxa" w:w="2880"/>
-            <w:tcMar>
-              <w:top w:w="80" w:type="dxa"/>
-              <w:bottom w:w="80" w:type="dxa"/>
-              <w:left w:w="120" w:type="dxa"/>
-              <w:right w:w="120" w:type="dxa"/>
-            </w:tcMar>
           </w:tcPr>
           <w:p>
+            <w:r/>
             <w:r>
-              <w:rPr>
-                <w:rFonts w:ascii="Arial" w:hAnsi="Arial"/>
-                <w:color w:val="333333"/>
-                <w:sz w:val="18"/>
-              </w:rPr>
-              <w:t>Controls bars display; media streams execute correctly</w:t>
+              <w:drawing>
+                <wp:inline xmlns:a="http://schemas.openxmlformats.org/drawingml/2006/main" xmlns:pic="http://schemas.openxmlformats.org/drawingml/2006/picture">
+                  <wp:extent cx="1691640" cy="451104"/>
+                  <wp:docPr id="5" name="Picture 5"/>
+                  <wp:cNvGraphicFramePr>
+                    <a:graphicFrameLocks noChangeAspect="1"/>
+                  </wp:cNvGraphicFramePr>
+                  <a:graphic>
+                    <a:graphicData uri="http://schemas.openxmlformats.org/drawingml/2006/picture">
+                      <pic:pic>
+                        <pic:nvPicPr>
+                          <pic:cNvPr id="0" name="obs1_tc5.png"/>
+                          <pic:cNvPicPr/>
+                        </pic:nvPicPr>
+                        <pic:blipFill>
+                          <a:blip r:embed="rId13"/>
+                          <a:stretch>
+                            <a:fillRect/>
+                          </a:stretch>
+                        </pic:blipFill>
+                        <pic:spPr>
+                          <a:xfrm>
+                            <a:off x="0" y="0"/>
+                            <a:ext cx="1691640" cy="451104"/>
+                          </a:xfrm>
+                          <a:prstGeom prst="rect"/>
+                        </pic:spPr>
+                      </pic:pic>
+                    </a:graphicData>
+                  </a:graphic>
+                </wp:inline>
+              </w:drawing>
             </w:r>
           </w:p>
         </w:tc>
@@ -2420,10 +2462,10 @@
           <w:tcPr>
             <w:tcW w:type="dxa" w:w="864"/>
             <w:tcMar>
-              <w:top w:w="80" w:type="dxa"/>
-              <w:bottom w:w="80" w:type="dxa"/>
-              <w:left w:w="120" w:type="dxa"/>
-              <w:right w:w="120" w:type="dxa"/>
+              <w:top w:w="60" w:type="dxa"/>
+              <w:bottom w:w="60" w:type="dxa"/>
+              <w:left w:w="80" w:type="dxa"/>
+              <w:right w:w="80" w:type="dxa"/>
             </w:tcMar>
           </w:tcPr>
           <w:p>
@@ -2431,10 +2473,10 @@
               <w:rPr>
                 <w:rFonts w:ascii="Arial" w:hAnsi="Arial"/>
                 <w:b/>
-                <w:color w:val="1B5E20"/>
-                <w:sz w:val="18"/>
+                <w:color w:val="D32F2F"/>
+                <w:sz w:val="16"/>
               </w:rPr>
-              <w:t>Pass</w:t>
+              <w:t>Fail</w:t>
             </w:r>
           </w:p>
         </w:tc>
@@ -2442,14 +2484,9 @@
     </w:tbl>
     <w:p>
       <w:pPr>
-        <w:spacing w:after="80"/>
-      </w:pPr>
-    </w:p>
-    <w:p>
-      <w:pPr>
-        <w:spacing w:before="120" w:after="120"/>
+        <w:spacing w:before="80" w:after="80"/>
         <w:pBdr>
-          <w:bottom w:val="single" w:sz="6" w:space="1" w:color="D0D0D0"/>
+          <w:bottom w:val="single" w:sz="6" w:space="1" w:color="CCCCCC"/>
         </w:pBdr>
       </w:pPr>
     </w:p>
@@ -2461,13 +2498,13 @@
     <w:p>
       <w:pPr>
         <w:keepNext/>
-        <w:spacing w:before="240" w:after="80"/>
+        <w:spacing w:before="160" w:after="60"/>
       </w:pPr>
       <w:r>
         <w:rPr>
           <w:rFonts w:ascii="Arial" w:hAnsi="Arial"/>
           <w:b/>
-          <w:color w:val="111111"/>
+          <w:color w:val="000000"/>
           <w:sz w:val="26"/>
         </w:rPr>
         <w:t>9. OUTPUT</w:t>
@@ -2475,13 +2512,13 @@
     </w:p>
     <w:p>
       <w:pPr>
-        <w:spacing w:before="40" w:after="80" w:line="276" w:lineRule="auto"/>
+        <w:spacing w:before="40" w:after="60" w:line="276" w:lineRule="auto"/>
       </w:pPr>
       <w:r>
         <w:rPr>
           <w:rFonts w:ascii="Arial" w:hAnsi="Arial"/>
           <w:b/>
-          <w:color w:val="222222"/>
+          <w:color w:val="000000"/>
           <w:sz w:val="20"/>
         </w:rPr>
         <w:t>Output: Rendered Webpage: College Information Portal in Google Chrome</w:t>
@@ -2496,14 +2533,14 @@
     </w:p>
     <w:p>
       <w:pPr>
-        <w:spacing w:before="160" w:after="80"/>
+        <w:spacing w:before="120" w:after="80"/>
         <w:jc w:val="center"/>
       </w:pPr>
       <w:r>
         <w:drawing>
           <wp:inline xmlns:a="http://schemas.openxmlformats.org/drawingml/2006/main" xmlns:pic="http://schemas.openxmlformats.org/drawingml/2006/picture">
             <wp:extent cx="5669280" cy="4510775"/>
-            <wp:docPr id="1" name="Picture 1"/>
+            <wp:docPr id="6" name="Picture 6"/>
             <wp:cNvGraphicFramePr>
               <a:graphicFrameLocks noChangeAspect="1"/>
             </wp:cNvGraphicFramePr>
@@ -2515,7 +2552,7 @@
                     <pic:cNvPicPr/>
                   </pic:nvPicPr>
                   <pic:blipFill>
-                    <a:blip r:embed="rId9"/>
+                    <a:blip r:embed="rId14"/>
                     <a:stretch>
                       <a:fillRect/>
                     </a:stretch>
@@ -2550,9 +2587,9 @@
     </w:p>
     <w:p>
       <w:pPr>
-        <w:spacing w:before="120" w:after="120"/>
+        <w:spacing w:before="80" w:after="80"/>
         <w:pBdr>
-          <w:bottom w:val="single" w:sz="6" w:space="1" w:color="D0D0D0"/>
+          <w:bottom w:val="single" w:sz="6" w:space="1" w:color="CCCCCC"/>
         </w:pBdr>
       </w:pPr>
     </w:p>
@@ -2564,13 +2601,13 @@
     <w:p>
       <w:pPr>
         <w:keepNext/>
-        <w:spacing w:before="240" w:after="80"/>
+        <w:spacing w:before="160" w:after="60"/>
       </w:pPr>
       <w:r>
         <w:rPr>
           <w:rFonts w:ascii="Arial" w:hAnsi="Arial"/>
           <w:b/>
-          <w:color w:val="111111"/>
+          <w:color w:val="000000"/>
           <w:sz w:val="26"/>
         </w:rPr>
         <w:t>10. RESULT</w:t>
@@ -2578,7 +2615,7 @@
     </w:p>
     <w:p>
       <w:pPr>
-        <w:spacing w:before="40" w:after="80" w:line="276" w:lineRule="auto"/>
+        <w:spacing w:before="40" w:after="60" w:line="276" w:lineRule="auto"/>
       </w:pPr>
       <w:r>
         <w:rPr>
@@ -2591,21 +2628,21 @@
     </w:p>
     <w:p>
       <w:pPr>
-        <w:spacing w:before="120" w:after="120"/>
+        <w:spacing w:before="80" w:after="80"/>
         <w:pBdr>
-          <w:bottom w:val="single" w:sz="6" w:space="1" w:color="D0D0D0"/>
+          <w:bottom w:val="single" w:sz="6" w:space="1" w:color="CCCCCC"/>
         </w:pBdr>
       </w:pPr>
     </w:p>
     <w:p>
       <w:pPr>
-        <w:spacing w:before="40" w:after="80" w:line="276" w:lineRule="auto"/>
+        <w:spacing w:before="40" w:after="60" w:line="276" w:lineRule="auto"/>
       </w:pPr>
       <w:r>
         <w:rPr>
           <w:rFonts w:ascii="Arial" w:hAnsi="Arial"/>
           <w:b/>
-          <w:color w:val="222222"/>
+          <w:color w:val="000000"/>
           <w:sz w:val="20"/>
         </w:rPr>
         <w:t>Submission Package Structure:</w:t>
@@ -2620,7 +2657,7 @@
     </w:p>
     <w:p>
       <w:pPr>
-        <w:spacing w:before="80" w:after="160"/>
+        <w:spacing w:before="80" w:after="120"/>
         <w:ind w:left="288"/>
       </w:pPr>
       <w:r>
